--- a/docs/rapport/rapport_final.docx
+++ b/docs/rapport/rapport_final.docx
@@ -1068,7 +1068,7 @@
     </w:p>
     <w:p>
       <w:r>
-        <w:t>[Image non trouvée: ../captures/01_tableau_bord_coupures.png]</w:t>
+        <w:t>[Image non disponible: 01_tableau_bord_coupures.png]</w:t>
       </w:r>
     </w:p>
     <w:p>
@@ -1129,8 +1129,42 @@
       </w:r>
     </w:p>
     <w:p>
-      <w:r>
-        <w:t>[Image non trouvée: ../captures/02_coupures_par_region.png]</w:t>
+      <w:pPr>
+        <w:jc w:val="center"/>
+      </w:pPr>
+      <w:r>
+        <w:drawing>
+          <wp:inline xmlns:a="http://schemas.openxmlformats.org/drawingml/2006/main" xmlns:pic="http://schemas.openxmlformats.org/drawingml/2006/picture">
+            <wp:extent cx="5486400" cy="4142416"/>
+            <wp:docPr id="1" name="Picture 1"/>
+            <wp:cNvGraphicFramePr>
+              <a:graphicFrameLocks noChangeAspect="1"/>
+            </wp:cNvGraphicFramePr>
+            <a:graphic>
+              <a:graphicData uri="http://schemas.openxmlformats.org/drawingml/2006/picture">
+                <pic:pic>
+                  <pic:nvPicPr>
+                    <pic:cNvPr id="0" name="02_coupures_par_region.png"/>
+                    <pic:cNvPicPr/>
+                  </pic:nvPicPr>
+                  <pic:blipFill>
+                    <a:blip r:embed="rId9"/>
+                    <a:stretch>
+                      <a:fillRect/>
+                    </a:stretch>
+                  </pic:blipFill>
+                  <pic:spPr>
+                    <a:xfrm>
+                      <a:off x="0" y="0"/>
+                      <a:ext cx="5486400" cy="4142416"/>
+                    </a:xfrm>
+                    <a:prstGeom prst="rect"/>
+                  </pic:spPr>
+                </pic:pic>
+              </a:graphicData>
+            </a:graphic>
+          </wp:inline>
+        </w:drawing>
       </w:r>
     </w:p>
     <w:p>
@@ -1142,8 +1176,42 @@
       </w:r>
     </w:p>
     <w:p>
-      <w:r>
-        <w:t>[Image non trouvée: ../captures/03_carte_zones_touchees.png]</w:t>
+      <w:pPr>
+        <w:jc w:val="center"/>
+      </w:pPr>
+      <w:r>
+        <w:drawing>
+          <wp:inline xmlns:a="http://schemas.openxmlformats.org/drawingml/2006/main" xmlns:pic="http://schemas.openxmlformats.org/drawingml/2006/picture">
+            <wp:extent cx="5486400" cy="4142416"/>
+            <wp:docPr id="2" name="Picture 2"/>
+            <wp:cNvGraphicFramePr>
+              <a:graphicFrameLocks noChangeAspect="1"/>
+            </wp:cNvGraphicFramePr>
+            <a:graphic>
+              <a:graphicData uri="http://schemas.openxmlformats.org/drawingml/2006/picture">
+                <pic:pic>
+                  <pic:nvPicPr>
+                    <pic:cNvPr id="0" name="03_carte_zones_touchees.png"/>
+                    <pic:cNvPicPr/>
+                  </pic:nvPicPr>
+                  <pic:blipFill>
+                    <a:blip r:embed="rId10"/>
+                    <a:stretch>
+                      <a:fillRect/>
+                    </a:stretch>
+                  </pic:blipFill>
+                  <pic:spPr>
+                    <a:xfrm>
+                      <a:off x="0" y="0"/>
+                      <a:ext cx="5486400" cy="4142416"/>
+                    </a:xfrm>
+                    <a:prstGeom prst="rect"/>
+                  </pic:spPr>
+                </pic:pic>
+              </a:graphicData>
+            </a:graphic>
+          </wp:inline>
+        </w:drawing>
       </w:r>
     </w:p>
     <w:p>
@@ -1156,7 +1224,7 @@
     </w:p>
     <w:p>
       <w:r>
-        <w:t>[Image non trouvée: ../captures/04_gestion_coupures.png]</w:t>
+        <w:t>[Image non disponible: 04_gestion_coupures.png]</w:t>
       </w:r>
     </w:p>
     <w:p>
@@ -1168,8 +1236,42 @@
       </w:r>
     </w:p>
     <w:p>
-      <w:r>
-        <w:t>[Image non trouvée: ../captures/05_repartition_source.png]</w:t>
+      <w:pPr>
+        <w:jc w:val="center"/>
+      </w:pPr>
+      <w:r>
+        <w:drawing>
+          <wp:inline xmlns:a="http://schemas.openxmlformats.org/drawingml/2006/main" xmlns:pic="http://schemas.openxmlformats.org/drawingml/2006/picture">
+            <wp:extent cx="5486400" cy="4142416"/>
+            <wp:docPr id="3" name="Picture 3"/>
+            <wp:cNvGraphicFramePr>
+              <a:graphicFrameLocks noChangeAspect="1"/>
+            </wp:cNvGraphicFramePr>
+            <a:graphic>
+              <a:graphicData uri="http://schemas.openxmlformats.org/drawingml/2006/picture">
+                <pic:pic>
+                  <pic:nvPicPr>
+                    <pic:cNvPr id="0" name="05_repartition_source.png"/>
+                    <pic:cNvPicPr/>
+                  </pic:nvPicPr>
+                  <pic:blipFill>
+                    <a:blip r:embed="rId11"/>
+                    <a:stretch>
+                      <a:fillRect/>
+                    </a:stretch>
+                  </pic:blipFill>
+                  <pic:spPr>
+                    <a:xfrm>
+                      <a:off x="0" y="0"/>
+                      <a:ext cx="5486400" cy="4142416"/>
+                    </a:xfrm>
+                    <a:prstGeom prst="rect"/>
+                  </pic:spPr>
+                </pic:pic>
+              </a:graphicData>
+            </a:graphic>
+          </wp:inline>
+        </w:drawing>
       </w:r>
     </w:p>
     <w:p>
@@ -1181,8 +1283,42 @@
       </w:r>
     </w:p>
     <w:p>
-      <w:r>
-        <w:t>[Image non trouvée: ../captures/06_repartition_statut.png]</w:t>
+      <w:pPr>
+        <w:jc w:val="center"/>
+      </w:pPr>
+      <w:r>
+        <w:drawing>
+          <wp:inline xmlns:a="http://schemas.openxmlformats.org/drawingml/2006/main" xmlns:pic="http://schemas.openxmlformats.org/drawingml/2006/picture">
+            <wp:extent cx="5486400" cy="4142416"/>
+            <wp:docPr id="4" name="Picture 4"/>
+            <wp:cNvGraphicFramePr>
+              <a:graphicFrameLocks noChangeAspect="1"/>
+            </wp:cNvGraphicFramePr>
+            <a:graphic>
+              <a:graphicData uri="http://schemas.openxmlformats.org/drawingml/2006/picture">
+                <pic:pic>
+                  <pic:nvPicPr>
+                    <pic:cNvPr id="0" name="06_repartition_statut.png"/>
+                    <pic:cNvPicPr/>
+                  </pic:nvPicPr>
+                  <pic:blipFill>
+                    <a:blip r:embed="rId12"/>
+                    <a:stretch>
+                      <a:fillRect/>
+                    </a:stretch>
+                  </pic:blipFill>
+                  <pic:spPr>
+                    <a:xfrm>
+                      <a:off x="0" y="0"/>
+                      <a:ext cx="5486400" cy="4142416"/>
+                    </a:xfrm>
+                    <a:prstGeom prst="rect"/>
+                  </pic:spPr>
+                </pic:pic>
+              </a:graphicData>
+            </a:graphic>
+          </wp:inline>
+        </w:drawing>
       </w:r>
     </w:p>
     <w:p>
@@ -1195,7 +1331,7 @@
     </w:p>
     <w:p>
       <w:r>
-        <w:t>[Image non trouvée: ../captures/07_recommandations_energetiques.png]</w:t>
+        <w:t>[Image non disponible: 07_recommandations_energetiques.png]</w:t>
       </w:r>
     </w:p>
     <w:p>
@@ -1208,7 +1344,7 @@
     </w:p>
     <w:p>
       <w:r>
-        <w:t>[Image non trouvée: ../captures/08_qualite_donnees.png]</w:t>
+        <w:t>[Image non disponible: 08_qualite_donnees.png]</w:t>
       </w:r>
     </w:p>
     <w:p>
@@ -1221,7 +1357,7 @@
     </w:p>
     <w:p>
       <w:r>
-        <w:t>[Image non trouvée: ../captures/09_tracabilite_sources.png]</w:t>
+        <w:t>[Image non disponible: 09_tracabilite_sources.png]</w:t>
       </w:r>
     </w:p>
     <w:p>
@@ -1234,7 +1370,7 @@
     </w:p>
     <w:p>
       <w:r>
-        <w:t>[Image non trouvée: ../captures/10_zones_cartographiees.png]</w:t>
+        <w:t>[Image non disponible: 10_zones_cartographiees.png]</w:t>
       </w:r>
     </w:p>
     <w:p>
@@ -1296,7 +1432,7 @@
     </w:p>
     <w:p>
       <w:r>
-        <w:t>[Image non trouvée: ../captures/11_modele_predictif_ml.png]</w:t>
+        <w:t>[Image non disponible: 11_modele_predictif_ml.png]</w:t>
       </w:r>
     </w:p>
     <w:p>
@@ -1309,7 +1445,7 @@
     </w:p>
     <w:p>
       <w:r>
-        <w:t>[Image non trouvée: ../captures/12_fiche_modele.png]</w:t>
+        <w:t>[Image non disponible: 12_fiche_modele.png]</w:t>
       </w:r>
     </w:p>
     <w:p>
@@ -1322,7 +1458,7 @@
     </w:p>
     <w:p>
       <w:r>
-        <w:t>[Image non trouvée: ../captures/13_erreurs_modele.png]</w:t>
+        <w:t>[Image non disponible: 13_erreurs_modele.png]</w:t>
       </w:r>
     </w:p>
     <w:p>
@@ -1335,7 +1471,7 @@
     </w:p>
     <w:p>
       <w:r>
-        <w:t>[Image non trouvée: ../captures/14_prediction_duree_avant.png]</w:t>
+        <w:t>[Image non disponible: 14_prediction_duree_avant.png]</w:t>
       </w:r>
     </w:p>
     <w:p>
@@ -1348,7 +1484,7 @@
     </w:p>
     <w:p>
       <w:r>
-        <w:t>[Image non trouvée: ../captures/15_prediction_duree_apres.png]</w:t>
+        <w:t>[Image non disponible: 15_prediction_duree_apres.png]</w:t>
       </w:r>
     </w:p>
     <w:p>
@@ -1468,7 +1604,7 @@
     </w:p>
     <w:p>
       <w:r>
-        <w:t>[Image non trouvée: ../captures/16_navigation_menu.png]</w:t>
+        <w:t>[Image non disponible: 16_navigation_menu.png]</w:t>
       </w:r>
     </w:p>
     <w:p>
@@ -1481,7 +1617,7 @@
     </w:p>
     <w:p>
       <w:r>
-        <w:t>[Image non trouvée: ../captures/17_dashboard_kpis.png]</w:t>
+        <w:t>[Image non disponible: 17_dashboard_kpis.png]</w:t>
       </w:r>
     </w:p>
     <w:p>
@@ -1494,7 +1630,7 @@
     </w:p>
     <w:p>
       <w:r>
-        <w:t>[Image non trouvée: ../captures/18_dashboard_graphiques.png]</w:t>
+        <w:t>[Image non disponible: 18_dashboard_graphiques.png]</w:t>
       </w:r>
     </w:p>
     <w:p>
@@ -1507,7 +1643,7 @@
     </w:p>
     <w:p>
       <w:r>
-        <w:t>[Image non trouvée: ../captures/19_suivi_actives.png]</w:t>
+        <w:t>[Image non disponible: 19_suivi_actives.png]</w:t>
       </w:r>
     </w:p>
     <w:p>
@@ -1520,7 +1656,7 @@
     </w:p>
     <w:p>
       <w:r>
-        <w:t>[Image non trouvée: ../captures/20_accueil_complet.png]</w:t>
+        <w:t>[Image non disponible: 20_accueil_complet.png]</w:t>
       </w:r>
     </w:p>
     <w:p>
@@ -1542,7 +1678,7 @@
     </w:p>
     <w:p>
       <w:r>
-        <w:t>[Image non trouvée: ../captures/21_app_principal.png]</w:t>
+        <w:t>[Image non disponible: 21_app_principal.png]</w:t>
       </w:r>
     </w:p>
     <w:p>
@@ -1555,7 +1691,7 @@
     </w:p>
     <w:p>
       <w:r>
-        <w:t>[Image non trouvée: ../captures/22_scrape_medias.png]</w:t>
+        <w:t>[Image non disponible: 22_scrape_medias.png]</w:t>
       </w:r>
     </w:p>
     <w:p>
@@ -1568,7 +1704,7 @@
     </w:p>
     <w:p>
       <w:r>
-        <w:t>[Image non trouvée: ../captures/23_clean_coupures.png]</w:t>
+        <w:t>[Image non disponible: 23_clean_coupures.png]</w:t>
       </w:r>
     </w:p>
     <w:p>
@@ -1581,7 +1717,7 @@
     </w:p>
     <w:p>
       <w:r>
-        <w:t>[Image non trouvée: ../captures/24_train_model.png]</w:t>
+        <w:t>[Image non disponible: 24_train_model.png]</w:t>
       </w:r>
     </w:p>
     <w:p>
@@ -1594,7 +1730,7 @@
     </w:p>
     <w:p>
       <w:r>
-        <w:t>[Image non trouvée: ../captures/25_schema_sql.png]</w:t>
+        <w:t>[Image non disponible: 25_schema_sql.png]</w:t>
       </w:r>
     </w:p>
     <w:p>
@@ -1875,8 +2011,42 @@
       </w:r>
     </w:p>
     <w:p>
-      <w:r>
-        <w:t>[Image non trouvée: ../captures/graphique_duree_moyenne_region.png]</w:t>
+      <w:pPr>
+        <w:jc w:val="center"/>
+      </w:pPr>
+      <w:r>
+        <w:drawing>
+          <wp:inline xmlns:a="http://schemas.openxmlformats.org/drawingml/2006/main" xmlns:pic="http://schemas.openxmlformats.org/drawingml/2006/picture">
+            <wp:extent cx="5486400" cy="2711669"/>
+            <wp:docPr id="5" name="Picture 5"/>
+            <wp:cNvGraphicFramePr>
+              <a:graphicFrameLocks noChangeAspect="1"/>
+            </wp:cNvGraphicFramePr>
+            <a:graphic>
+              <a:graphicData uri="http://schemas.openxmlformats.org/drawingml/2006/picture">
+                <pic:pic>
+                  <pic:nvPicPr>
+                    <pic:cNvPr id="0" name="graphique_duree_moyenne_region.png"/>
+                    <pic:cNvPicPr/>
+                  </pic:nvPicPr>
+                  <pic:blipFill>
+                    <a:blip r:embed="rId13"/>
+                    <a:stretch>
+                      <a:fillRect/>
+                    </a:stretch>
+                  </pic:blipFill>
+                  <pic:spPr>
+                    <a:xfrm>
+                      <a:off x="0" y="0"/>
+                      <a:ext cx="5486400" cy="2711669"/>
+                    </a:xfrm>
+                    <a:prstGeom prst="rect"/>
+                  </pic:spPr>
+                </pic:pic>
+              </a:graphicData>
+            </a:graphic>
+          </wp:inline>
+        </w:drawing>
       </w:r>
     </w:p>
     <w:p>
@@ -1888,8 +2058,42 @@
       </w:r>
     </w:p>
     <w:p>
-      <w:r>
-        <w:t>[Image non trouvée: ../captures/graphique_distribution_durees.png]</w:t>
+      <w:pPr>
+        <w:jc w:val="center"/>
+      </w:pPr>
+      <w:r>
+        <w:drawing>
+          <wp:inline xmlns:a="http://schemas.openxmlformats.org/drawingml/2006/main" xmlns:pic="http://schemas.openxmlformats.org/drawingml/2006/picture">
+            <wp:extent cx="5486400" cy="2719346"/>
+            <wp:docPr id="6" name="Picture 6"/>
+            <wp:cNvGraphicFramePr>
+              <a:graphicFrameLocks noChangeAspect="1"/>
+            </wp:cNvGraphicFramePr>
+            <a:graphic>
+              <a:graphicData uri="http://schemas.openxmlformats.org/drawingml/2006/picture">
+                <pic:pic>
+                  <pic:nvPicPr>
+                    <pic:cNvPr id="0" name="graphique_distribution_durees.png"/>
+                    <pic:cNvPicPr/>
+                  </pic:nvPicPr>
+                  <pic:blipFill>
+                    <a:blip r:embed="rId14"/>
+                    <a:stretch>
+                      <a:fillRect/>
+                    </a:stretch>
+                  </pic:blipFill>
+                  <pic:spPr>
+                    <a:xfrm>
+                      <a:off x="0" y="0"/>
+                      <a:ext cx="5486400" cy="2719346"/>
+                    </a:xfrm>
+                    <a:prstGeom prst="rect"/>
+                  </pic:spPr>
+                </pic:pic>
+              </a:graphicData>
+            </a:graphic>
+          </wp:inline>
+        </w:drawing>
       </w:r>
     </w:p>
     <w:p>
@@ -1901,8 +2105,42 @@
       </w:r>
     </w:p>
     <w:p>
-      <w:r>
-        <w:t>[Image non trouvée: ../captures/graphique_coupures_jour_semaine.png]</w:t>
+      <w:pPr>
+        <w:jc w:val="center"/>
+      </w:pPr>
+      <w:r>
+        <w:drawing>
+          <wp:inline xmlns:a="http://schemas.openxmlformats.org/drawingml/2006/main" xmlns:pic="http://schemas.openxmlformats.org/drawingml/2006/picture">
+            <wp:extent cx="5486400" cy="3270027"/>
+            <wp:docPr id="7" name="Picture 7"/>
+            <wp:cNvGraphicFramePr>
+              <a:graphicFrameLocks noChangeAspect="1"/>
+            </wp:cNvGraphicFramePr>
+            <a:graphic>
+              <a:graphicData uri="http://schemas.openxmlformats.org/drawingml/2006/picture">
+                <pic:pic>
+                  <pic:nvPicPr>
+                    <pic:cNvPr id="0" name="graphique_coupures_jour_semaine.png"/>
+                    <pic:cNvPicPr/>
+                  </pic:nvPicPr>
+                  <pic:blipFill>
+                    <a:blip r:embed="rId15"/>
+                    <a:stretch>
+                      <a:fillRect/>
+                    </a:stretch>
+                  </pic:blipFill>
+                  <pic:spPr>
+                    <a:xfrm>
+                      <a:off x="0" y="0"/>
+                      <a:ext cx="5486400" cy="3270027"/>
+                    </a:xfrm>
+                    <a:prstGeom prst="rect"/>
+                  </pic:spPr>
+                </pic:pic>
+              </a:graphicData>
+            </a:graphic>
+          </wp:inline>
+        </w:drawing>
       </w:r>
     </w:p>
     <w:p>
@@ -1914,8 +2152,42 @@
       </w:r>
     </w:p>
     <w:p>
-      <w:r>
-        <w:t>[Image non trouvée: ../captures/graphique_coupures_periode_journee.png]</w:t>
+      <w:pPr>
+        <w:jc w:val="center"/>
+      </w:pPr>
+      <w:r>
+        <w:drawing>
+          <wp:inline xmlns:a="http://schemas.openxmlformats.org/drawingml/2006/main" xmlns:pic="http://schemas.openxmlformats.org/drawingml/2006/picture">
+            <wp:extent cx="5486400" cy="3263733"/>
+            <wp:docPr id="8" name="Picture 8"/>
+            <wp:cNvGraphicFramePr>
+              <a:graphicFrameLocks noChangeAspect="1"/>
+            </wp:cNvGraphicFramePr>
+            <a:graphic>
+              <a:graphicData uri="http://schemas.openxmlformats.org/drawingml/2006/picture">
+                <pic:pic>
+                  <pic:nvPicPr>
+                    <pic:cNvPr id="0" name="graphique_coupures_periode_journee.png"/>
+                    <pic:cNvPicPr/>
+                  </pic:nvPicPr>
+                  <pic:blipFill>
+                    <a:blip r:embed="rId16"/>
+                    <a:stretch>
+                      <a:fillRect/>
+                    </a:stretch>
+                  </pic:blipFill>
+                  <pic:spPr>
+                    <a:xfrm>
+                      <a:off x="0" y="0"/>
+                      <a:ext cx="5486400" cy="3263733"/>
+                    </a:xfrm>
+                    <a:prstGeom prst="rect"/>
+                  </pic:spPr>
+                </pic:pic>
+              </a:graphicData>
+            </a:graphic>
+          </wp:inline>
+        </w:drawing>
       </w:r>
     </w:p>
     <w:p>
@@ -1927,8 +2199,42 @@
       </w:r>
     </w:p>
     <w:p>
-      <w:r>
-        <w:t>[Image non trouvée: ../captures/graphique_coupures_par_cause.png]</w:t>
+      <w:pPr>
+        <w:jc w:val="center"/>
+      </w:pPr>
+      <w:r>
+        <w:drawing>
+          <wp:inline xmlns:a="http://schemas.openxmlformats.org/drawingml/2006/main" xmlns:pic="http://schemas.openxmlformats.org/drawingml/2006/picture">
+            <wp:extent cx="5486400" cy="2739329"/>
+            <wp:docPr id="9" name="Picture 9"/>
+            <wp:cNvGraphicFramePr>
+              <a:graphicFrameLocks noChangeAspect="1"/>
+            </wp:cNvGraphicFramePr>
+            <a:graphic>
+              <a:graphicData uri="http://schemas.openxmlformats.org/drawingml/2006/picture">
+                <pic:pic>
+                  <pic:nvPicPr>
+                    <pic:cNvPr id="0" name="graphique_coupures_par_cause.png"/>
+                    <pic:cNvPicPr/>
+                  </pic:nvPicPr>
+                  <pic:blipFill>
+                    <a:blip r:embed="rId17"/>
+                    <a:stretch>
+                      <a:fillRect/>
+                    </a:stretch>
+                  </pic:blipFill>
+                  <pic:spPr>
+                    <a:xfrm>
+                      <a:off x="0" y="0"/>
+                      <a:ext cx="5486400" cy="2739329"/>
+                    </a:xfrm>
+                    <a:prstGeom prst="rect"/>
+                  </pic:spPr>
+                </pic:pic>
+              </a:graphicData>
+            </a:graphic>
+          </wp:inline>
+        </w:drawing>
       </w:r>
     </w:p>
     <w:p>
@@ -1940,8 +2246,42 @@
       </w:r>
     </w:p>
     <w:p>
-      <w:r>
-        <w:t>[Image non trouvée: ../captures/graphique_evolution_annuelle.png]</w:t>
+      <w:pPr>
+        <w:jc w:val="center"/>
+      </w:pPr>
+      <w:r>
+        <w:drawing>
+          <wp:inline xmlns:a="http://schemas.openxmlformats.org/drawingml/2006/main" xmlns:pic="http://schemas.openxmlformats.org/drawingml/2006/picture">
+            <wp:extent cx="5486400" cy="4567897"/>
+            <wp:docPr id="10" name="Picture 10"/>
+            <wp:cNvGraphicFramePr>
+              <a:graphicFrameLocks noChangeAspect="1"/>
+            </wp:cNvGraphicFramePr>
+            <a:graphic>
+              <a:graphicData uri="http://schemas.openxmlformats.org/drawingml/2006/picture">
+                <pic:pic>
+                  <pic:nvPicPr>
+                    <pic:cNvPr id="0" name="graphique_evolution_annuelle.png"/>
+                    <pic:cNvPicPr/>
+                  </pic:nvPicPr>
+                  <pic:blipFill>
+                    <a:blip r:embed="rId18"/>
+                    <a:stretch>
+                      <a:fillRect/>
+                    </a:stretch>
+                  </pic:blipFill>
+                  <pic:spPr>
+                    <a:xfrm>
+                      <a:off x="0" y="0"/>
+                      <a:ext cx="5486400" cy="4567897"/>
+                    </a:xfrm>
+                    <a:prstGeom prst="rect"/>
+                  </pic:spPr>
+                </pic:pic>
+              </a:graphicData>
+            </a:graphic>
+          </wp:inline>
+        </w:drawing>
       </w:r>
     </w:p>
     <w:p>
@@ -1953,8 +2293,42 @@
       </w:r>
     </w:p>
     <w:p>
-      <w:r>
-        <w:t>[Image non trouvée: ../captures/graphique_top10_villes.png]</w:t>
+      <w:pPr>
+        <w:jc w:val="center"/>
+      </w:pPr>
+      <w:r>
+        <w:drawing>
+          <wp:inline xmlns:a="http://schemas.openxmlformats.org/drawingml/2006/main" xmlns:pic="http://schemas.openxmlformats.org/drawingml/2006/picture">
+            <wp:extent cx="5486400" cy="2723165"/>
+            <wp:docPr id="11" name="Picture 11"/>
+            <wp:cNvGraphicFramePr>
+              <a:graphicFrameLocks noChangeAspect="1"/>
+            </wp:cNvGraphicFramePr>
+            <a:graphic>
+              <a:graphicData uri="http://schemas.openxmlformats.org/drawingml/2006/picture">
+                <pic:pic>
+                  <pic:nvPicPr>
+                    <pic:cNvPr id="0" name="graphique_top10_villes.png"/>
+                    <pic:cNvPicPr/>
+                  </pic:nvPicPr>
+                  <pic:blipFill>
+                    <a:blip r:embed="rId19"/>
+                    <a:stretch>
+                      <a:fillRect/>
+                    </a:stretch>
+                  </pic:blipFill>
+                  <pic:spPr>
+                    <a:xfrm>
+                      <a:off x="0" y="0"/>
+                      <a:ext cx="5486400" cy="2723165"/>
+                    </a:xfrm>
+                    <a:prstGeom prst="rect"/>
+                  </pic:spPr>
+                </pic:pic>
+              </a:graphicData>
+            </a:graphic>
+          </wp:inline>
+        </w:drawing>
       </w:r>
     </w:p>
     <w:p>
@@ -1966,8 +2340,42 @@
       </w:r>
     </w:p>
     <w:p>
-      <w:r>
-        <w:t>[Image non trouvée: ../captures/graphique_boxplot_duree_type.png]</w:t>
+      <w:pPr>
+        <w:jc w:val="center"/>
+      </w:pPr>
+      <w:r>
+        <w:drawing>
+          <wp:inline xmlns:a="http://schemas.openxmlformats.org/drawingml/2006/main" xmlns:pic="http://schemas.openxmlformats.org/drawingml/2006/picture">
+            <wp:extent cx="5486400" cy="2707055"/>
+            <wp:docPr id="12" name="Picture 12"/>
+            <wp:cNvGraphicFramePr>
+              <a:graphicFrameLocks noChangeAspect="1"/>
+            </wp:cNvGraphicFramePr>
+            <a:graphic>
+              <a:graphicData uri="http://schemas.openxmlformats.org/drawingml/2006/picture">
+                <pic:pic>
+                  <pic:nvPicPr>
+                    <pic:cNvPr id="0" name="graphique_boxplot_duree_type.png"/>
+                    <pic:cNvPicPr/>
+                  </pic:nvPicPr>
+                  <pic:blipFill>
+                    <a:blip r:embed="rId20"/>
+                    <a:stretch>
+                      <a:fillRect/>
+                    </a:stretch>
+                  </pic:blipFill>
+                  <pic:spPr>
+                    <a:xfrm>
+                      <a:off x="0" y="0"/>
+                      <a:ext cx="5486400" cy="2707055"/>
+                    </a:xfrm>
+                    <a:prstGeom prst="rect"/>
+                  </pic:spPr>
+                </pic:pic>
+              </a:graphicData>
+            </a:graphic>
+          </wp:inline>
+        </w:drawing>
       </w:r>
     </w:p>
     <w:p>
@@ -1979,8 +2387,42 @@
       </w:r>
     </w:p>
     <w:p>
-      <w:r>
-        <w:t>[Image non trouvée: ../captures/graphique_heatmap_region_mois.png]</w:t>
+      <w:pPr>
+        <w:jc w:val="center"/>
+      </w:pPr>
+      <w:r>
+        <w:drawing>
+          <wp:inline xmlns:a="http://schemas.openxmlformats.org/drawingml/2006/main" xmlns:pic="http://schemas.openxmlformats.org/drawingml/2006/picture">
+            <wp:extent cx="5486400" cy="3427371"/>
+            <wp:docPr id="13" name="Picture 13"/>
+            <wp:cNvGraphicFramePr>
+              <a:graphicFrameLocks noChangeAspect="1"/>
+            </wp:cNvGraphicFramePr>
+            <a:graphic>
+              <a:graphicData uri="http://schemas.openxmlformats.org/drawingml/2006/picture">
+                <pic:pic>
+                  <pic:nvPicPr>
+                    <pic:cNvPr id="0" name="graphique_heatmap_region_mois.png"/>
+                    <pic:cNvPicPr/>
+                  </pic:nvPicPr>
+                  <pic:blipFill>
+                    <a:blip r:embed="rId21"/>
+                    <a:stretch>
+                      <a:fillRect/>
+                    </a:stretch>
+                  </pic:blipFill>
+                  <pic:spPr>
+                    <a:xfrm>
+                      <a:off x="0" y="0"/>
+                      <a:ext cx="5486400" cy="3427371"/>
+                    </a:xfrm>
+                    <a:prstGeom prst="rect"/>
+                  </pic:spPr>
+                </pic:pic>
+              </a:graphicData>
+            </a:graphic>
+          </wp:inline>
+        </w:drawing>
       </w:r>
     </w:p>
     <w:p>
@@ -1992,8 +2434,42 @@
       </w:r>
     </w:p>
     <w:p>
-      <w:r>
-        <w:t>[Image non trouvée: ../captures/graphique_coupures_par_province.png]</w:t>
+      <w:pPr>
+        <w:jc w:val="center"/>
+      </w:pPr>
+      <w:r>
+        <w:drawing>
+          <wp:inline xmlns:a="http://schemas.openxmlformats.org/drawingml/2006/main" xmlns:pic="http://schemas.openxmlformats.org/drawingml/2006/picture">
+            <wp:extent cx="5486400" cy="2718584"/>
+            <wp:docPr id="14" name="Picture 14"/>
+            <wp:cNvGraphicFramePr>
+              <a:graphicFrameLocks noChangeAspect="1"/>
+            </wp:cNvGraphicFramePr>
+            <a:graphic>
+              <a:graphicData uri="http://schemas.openxmlformats.org/drawingml/2006/picture">
+                <pic:pic>
+                  <pic:nvPicPr>
+                    <pic:cNvPr id="0" name="graphique_coupures_par_province.png"/>
+                    <pic:cNvPicPr/>
+                  </pic:nvPicPr>
+                  <pic:blipFill>
+                    <a:blip r:embed="rId22"/>
+                    <a:stretch>
+                      <a:fillRect/>
+                    </a:stretch>
+                  </pic:blipFill>
+                  <pic:spPr>
+                    <a:xfrm>
+                      <a:off x="0" y="0"/>
+                      <a:ext cx="5486400" cy="2718584"/>
+                    </a:xfrm>
+                    <a:prstGeom prst="rect"/>
+                  </pic:spPr>
+                </pic:pic>
+              </a:graphicData>
+            </a:graphic>
+          </wp:inline>
+        </w:drawing>
       </w:r>
     </w:p>
     <w:p>

--- a/docs/rapport/rapport_final.docx
+++ b/docs/rapport/rapport_final.docx
@@ -1067,8 +1067,42 @@
       </w:r>
     </w:p>
     <w:p>
-      <w:r>
-        <w:t>[Image non disponible: 01_tableau_bord_coupures.png]</w:t>
+      <w:pPr>
+        <w:jc w:val="center"/>
+      </w:pPr>
+      <w:r>
+        <w:drawing>
+          <wp:inline xmlns:a="http://schemas.openxmlformats.org/drawingml/2006/main" xmlns:pic="http://schemas.openxmlformats.org/drawingml/2006/picture">
+            <wp:extent cx="5486400" cy="2676716"/>
+            <wp:docPr id="1" name="Picture 1"/>
+            <wp:cNvGraphicFramePr>
+              <a:graphicFrameLocks noChangeAspect="1"/>
+            </wp:cNvGraphicFramePr>
+            <a:graphic>
+              <a:graphicData uri="http://schemas.openxmlformats.org/drawingml/2006/picture">
+                <pic:pic>
+                  <pic:nvPicPr>
+                    <pic:cNvPr id="0" name="01_tableau_bord_coupures.png"/>
+                    <pic:cNvPicPr/>
+                  </pic:nvPicPr>
+                  <pic:blipFill>
+                    <a:blip r:embed="rId9"/>
+                    <a:stretch>
+                      <a:fillRect/>
+                    </a:stretch>
+                  </pic:blipFill>
+                  <pic:spPr>
+                    <a:xfrm>
+                      <a:off x="0" y="0"/>
+                      <a:ext cx="5486400" cy="2676716"/>
+                    </a:xfrm>
+                    <a:prstGeom prst="rect"/>
+                  </pic:spPr>
+                </pic:pic>
+              </a:graphicData>
+            </a:graphic>
+          </wp:inline>
+        </w:drawing>
       </w:r>
     </w:p>
     <w:p>
@@ -1135,8 +1169,8 @@
       <w:r>
         <w:drawing>
           <wp:inline xmlns:a="http://schemas.openxmlformats.org/drawingml/2006/main" xmlns:pic="http://schemas.openxmlformats.org/drawingml/2006/picture">
-            <wp:extent cx="5486400" cy="4142416"/>
-            <wp:docPr id="1" name="Picture 1"/>
+            <wp:extent cx="5486400" cy="2676716"/>
+            <wp:docPr id="2" name="Picture 2"/>
             <wp:cNvGraphicFramePr>
               <a:graphicFrameLocks noChangeAspect="1"/>
             </wp:cNvGraphicFramePr>
@@ -1148,7 +1182,7 @@
                     <pic:cNvPicPr/>
                   </pic:nvPicPr>
                   <pic:blipFill>
-                    <a:blip r:embed="rId9"/>
+                    <a:blip r:embed="rId10"/>
                     <a:stretch>
                       <a:fillRect/>
                     </a:stretch>
@@ -1156,7 +1190,7 @@
                   <pic:spPr>
                     <a:xfrm>
                       <a:off x="0" y="0"/>
-                      <a:ext cx="5486400" cy="4142416"/>
+                      <a:ext cx="5486400" cy="2676716"/>
                     </a:xfrm>
                     <a:prstGeom prst="rect"/>
                   </pic:spPr>
@@ -1182,8 +1216,8 @@
       <w:r>
         <w:drawing>
           <wp:inline xmlns:a="http://schemas.openxmlformats.org/drawingml/2006/main" xmlns:pic="http://schemas.openxmlformats.org/drawingml/2006/picture">
-            <wp:extent cx="5486400" cy="4142416"/>
-            <wp:docPr id="2" name="Picture 2"/>
+            <wp:extent cx="5486400" cy="2676716"/>
+            <wp:docPr id="3" name="Picture 3"/>
             <wp:cNvGraphicFramePr>
               <a:graphicFrameLocks noChangeAspect="1"/>
             </wp:cNvGraphicFramePr>
@@ -1195,7 +1229,7 @@
                     <pic:cNvPicPr/>
                   </pic:nvPicPr>
                   <pic:blipFill>
-                    <a:blip r:embed="rId10"/>
+                    <a:blip r:embed="rId11"/>
                     <a:stretch>
                       <a:fillRect/>
                     </a:stretch>
@@ -1203,7 +1237,7 @@
                   <pic:spPr>
                     <a:xfrm>
                       <a:off x="0" y="0"/>
-                      <a:ext cx="5486400" cy="4142416"/>
+                      <a:ext cx="5486400" cy="2676716"/>
                     </a:xfrm>
                     <a:prstGeom prst="rect"/>
                   </pic:spPr>
@@ -1223,73 +1257,13 @@
       </w:r>
     </w:p>
     <w:p>
-      <w:r>
-        <w:t>[Image non disponible: 04_gestion_coupures.png]</w:t>
-      </w:r>
-    </w:p>
-    <w:p>
-      <w:pPr>
-        <w:jc w:val="both"/>
-      </w:pPr>
-      <w:r>
-        <w:t>*Figure 14 : Interface CRUD pour la gestion des coupures*</w:t>
-      </w:r>
-    </w:p>
-    <w:p>
       <w:pPr>
         <w:jc w:val="center"/>
       </w:pPr>
       <w:r>
         <w:drawing>
           <wp:inline xmlns:a="http://schemas.openxmlformats.org/drawingml/2006/main" xmlns:pic="http://schemas.openxmlformats.org/drawingml/2006/picture">
-            <wp:extent cx="5486400" cy="4142416"/>
-            <wp:docPr id="3" name="Picture 3"/>
-            <wp:cNvGraphicFramePr>
-              <a:graphicFrameLocks noChangeAspect="1"/>
-            </wp:cNvGraphicFramePr>
-            <a:graphic>
-              <a:graphicData uri="http://schemas.openxmlformats.org/drawingml/2006/picture">
-                <pic:pic>
-                  <pic:nvPicPr>
-                    <pic:cNvPr id="0" name="05_repartition_source.png"/>
-                    <pic:cNvPicPr/>
-                  </pic:nvPicPr>
-                  <pic:blipFill>
-                    <a:blip r:embed="rId11"/>
-                    <a:stretch>
-                      <a:fillRect/>
-                    </a:stretch>
-                  </pic:blipFill>
-                  <pic:spPr>
-                    <a:xfrm>
-                      <a:off x="0" y="0"/>
-                      <a:ext cx="5486400" cy="4142416"/>
-                    </a:xfrm>
-                    <a:prstGeom prst="rect"/>
-                  </pic:spPr>
-                </pic:pic>
-              </a:graphicData>
-            </a:graphic>
-          </wp:inline>
-        </w:drawing>
-      </w:r>
-    </w:p>
-    <w:p>
-      <w:pPr>
-        <w:jc w:val="both"/>
-      </w:pPr>
-      <w:r>
-        <w:t>*Figure 15 : Répartition des coupures par source de données*</w:t>
-      </w:r>
-    </w:p>
-    <w:p>
-      <w:pPr>
-        <w:jc w:val="center"/>
-      </w:pPr>
-      <w:r>
-        <w:drawing>
-          <wp:inline xmlns:a="http://schemas.openxmlformats.org/drawingml/2006/main" xmlns:pic="http://schemas.openxmlformats.org/drawingml/2006/picture">
-            <wp:extent cx="5486400" cy="4142416"/>
+            <wp:extent cx="5486400" cy="2676716"/>
             <wp:docPr id="4" name="Picture 4"/>
             <wp:cNvGraphicFramePr>
               <a:graphicFrameLocks noChangeAspect="1"/>
@@ -1298,7 +1272,7 @@
               <a:graphicData uri="http://schemas.openxmlformats.org/drawingml/2006/picture">
                 <pic:pic>
                   <pic:nvPicPr>
-                    <pic:cNvPr id="0" name="06_repartition_statut.png"/>
+                    <pic:cNvPr id="0" name="04_gestion_coupures.png"/>
                     <pic:cNvPicPr/>
                   </pic:nvPicPr>
                   <pic:blipFill>
@@ -1310,7 +1284,7 @@
                   <pic:spPr>
                     <a:xfrm>
                       <a:off x="0" y="0"/>
-                      <a:ext cx="5486400" cy="4142416"/>
+                      <a:ext cx="5486400" cy="2676716"/>
                     </a:xfrm>
                     <a:prstGeom prst="rect"/>
                   </pic:spPr>
@@ -1326,12 +1300,140 @@
         <w:jc w:val="both"/>
       </w:pPr>
       <w:r>
+        <w:t>*Figure 14 : Interface CRUD pour la gestion des coupures*</w:t>
+      </w:r>
+    </w:p>
+    <w:p>
+      <w:pPr>
+        <w:jc w:val="center"/>
+      </w:pPr>
+      <w:r>
+        <w:drawing>
+          <wp:inline xmlns:a="http://schemas.openxmlformats.org/drawingml/2006/main" xmlns:pic="http://schemas.openxmlformats.org/drawingml/2006/picture">
+            <wp:extent cx="5486400" cy="2676716"/>
+            <wp:docPr id="5" name="Picture 5"/>
+            <wp:cNvGraphicFramePr>
+              <a:graphicFrameLocks noChangeAspect="1"/>
+            </wp:cNvGraphicFramePr>
+            <a:graphic>
+              <a:graphicData uri="http://schemas.openxmlformats.org/drawingml/2006/picture">
+                <pic:pic>
+                  <pic:nvPicPr>
+                    <pic:cNvPr id="0" name="01_tableau_bord_coupures.png"/>
+                    <pic:cNvPicPr/>
+                  </pic:nvPicPr>
+                  <pic:blipFill>
+                    <a:blip r:embed="rId9"/>
+                    <a:stretch>
+                      <a:fillRect/>
+                    </a:stretch>
+                  </pic:blipFill>
+                  <pic:spPr>
+                    <a:xfrm>
+                      <a:off x="0" y="0"/>
+                      <a:ext cx="5486400" cy="2676716"/>
+                    </a:xfrm>
+                    <a:prstGeom prst="rect"/>
+                  </pic:spPr>
+                </pic:pic>
+              </a:graphicData>
+            </a:graphic>
+          </wp:inline>
+        </w:drawing>
+      </w:r>
+    </w:p>
+    <w:p>
+      <w:pPr>
+        <w:jc w:val="both"/>
+      </w:pPr>
+      <w:r>
+        <w:t>*Figure 15 : Répartition des coupures par source de données*</w:t>
+      </w:r>
+    </w:p>
+    <w:p>
+      <w:pPr>
+        <w:jc w:val="center"/>
+      </w:pPr>
+      <w:r>
+        <w:drawing>
+          <wp:inline xmlns:a="http://schemas.openxmlformats.org/drawingml/2006/main" xmlns:pic="http://schemas.openxmlformats.org/drawingml/2006/picture">
+            <wp:extent cx="5486400" cy="2676716"/>
+            <wp:docPr id="6" name="Picture 6"/>
+            <wp:cNvGraphicFramePr>
+              <a:graphicFrameLocks noChangeAspect="1"/>
+            </wp:cNvGraphicFramePr>
+            <a:graphic>
+              <a:graphicData uri="http://schemas.openxmlformats.org/drawingml/2006/picture">
+                <pic:pic>
+                  <pic:nvPicPr>
+                    <pic:cNvPr id="0" name="01_tableau_bord_coupures.png"/>
+                    <pic:cNvPicPr/>
+                  </pic:nvPicPr>
+                  <pic:blipFill>
+                    <a:blip r:embed="rId9"/>
+                    <a:stretch>
+                      <a:fillRect/>
+                    </a:stretch>
+                  </pic:blipFill>
+                  <pic:spPr>
+                    <a:xfrm>
+                      <a:off x="0" y="0"/>
+                      <a:ext cx="5486400" cy="2676716"/>
+                    </a:xfrm>
+                    <a:prstGeom prst="rect"/>
+                  </pic:spPr>
+                </pic:pic>
+              </a:graphicData>
+            </a:graphic>
+          </wp:inline>
+        </w:drawing>
+      </w:r>
+    </w:p>
+    <w:p>
+      <w:pPr>
+        <w:jc w:val="both"/>
+      </w:pPr>
+      <w:r>
         <w:t>*Figure 16 : Répartition des coupures par statut*</w:t>
       </w:r>
     </w:p>
     <w:p>
-      <w:r>
-        <w:t>[Image non disponible: 07_recommandations_energetiques.png]</w:t>
+      <w:pPr>
+        <w:jc w:val="center"/>
+      </w:pPr>
+      <w:r>
+        <w:drawing>
+          <wp:inline xmlns:a="http://schemas.openxmlformats.org/drawingml/2006/main" xmlns:pic="http://schemas.openxmlformats.org/drawingml/2006/picture">
+            <wp:extent cx="5486400" cy="2676716"/>
+            <wp:docPr id="7" name="Picture 7"/>
+            <wp:cNvGraphicFramePr>
+              <a:graphicFrameLocks noChangeAspect="1"/>
+            </wp:cNvGraphicFramePr>
+            <a:graphic>
+              <a:graphicData uri="http://schemas.openxmlformats.org/drawingml/2006/picture">
+                <pic:pic>
+                  <pic:nvPicPr>
+                    <pic:cNvPr id="0" name="07_recommandations_energetiques.png"/>
+                    <pic:cNvPicPr/>
+                  </pic:nvPicPr>
+                  <pic:blipFill>
+                    <a:blip r:embed="rId13"/>
+                    <a:stretch>
+                      <a:fillRect/>
+                    </a:stretch>
+                  </pic:blipFill>
+                  <pic:spPr>
+                    <a:xfrm>
+                      <a:off x="0" y="0"/>
+                      <a:ext cx="5486400" cy="2676716"/>
+                    </a:xfrm>
+                    <a:prstGeom prst="rect"/>
+                  </pic:spPr>
+                </pic:pic>
+              </a:graphicData>
+            </a:graphic>
+          </wp:inline>
+        </w:drawing>
       </w:r>
     </w:p>
     <w:p>
@@ -1343,8 +1445,42 @@
       </w:r>
     </w:p>
     <w:p>
-      <w:r>
-        <w:t>[Image non disponible: 08_qualite_donnees.png]</w:t>
+      <w:pPr>
+        <w:jc w:val="center"/>
+      </w:pPr>
+      <w:r>
+        <w:drawing>
+          <wp:inline xmlns:a="http://schemas.openxmlformats.org/drawingml/2006/main" xmlns:pic="http://schemas.openxmlformats.org/drawingml/2006/picture">
+            <wp:extent cx="5486400" cy="2676716"/>
+            <wp:docPr id="8" name="Picture 8"/>
+            <wp:cNvGraphicFramePr>
+              <a:graphicFrameLocks noChangeAspect="1"/>
+            </wp:cNvGraphicFramePr>
+            <a:graphic>
+              <a:graphicData uri="http://schemas.openxmlformats.org/drawingml/2006/picture">
+                <pic:pic>
+                  <pic:nvPicPr>
+                    <pic:cNvPr id="0" name="08_qualite_donnees.png"/>
+                    <pic:cNvPicPr/>
+                  </pic:nvPicPr>
+                  <pic:blipFill>
+                    <a:blip r:embed="rId14"/>
+                    <a:stretch>
+                      <a:fillRect/>
+                    </a:stretch>
+                  </pic:blipFill>
+                  <pic:spPr>
+                    <a:xfrm>
+                      <a:off x="0" y="0"/>
+                      <a:ext cx="5486400" cy="2676716"/>
+                    </a:xfrm>
+                    <a:prstGeom prst="rect"/>
+                  </pic:spPr>
+                </pic:pic>
+              </a:graphicData>
+            </a:graphic>
+          </wp:inline>
+        </w:drawing>
       </w:r>
     </w:p>
     <w:p>
@@ -1356,8 +1492,42 @@
       </w:r>
     </w:p>
     <w:p>
-      <w:r>
-        <w:t>[Image non disponible: 09_tracabilite_sources.png]</w:t>
+      <w:pPr>
+        <w:jc w:val="center"/>
+      </w:pPr>
+      <w:r>
+        <w:drawing>
+          <wp:inline xmlns:a="http://schemas.openxmlformats.org/drawingml/2006/main" xmlns:pic="http://schemas.openxmlformats.org/drawingml/2006/picture">
+            <wp:extent cx="5486400" cy="2676716"/>
+            <wp:docPr id="9" name="Picture 9"/>
+            <wp:cNvGraphicFramePr>
+              <a:graphicFrameLocks noChangeAspect="1"/>
+            </wp:cNvGraphicFramePr>
+            <a:graphic>
+              <a:graphicData uri="http://schemas.openxmlformats.org/drawingml/2006/picture">
+                <pic:pic>
+                  <pic:nvPicPr>
+                    <pic:cNvPr id="0" name="09_tracabilite_sources.png"/>
+                    <pic:cNvPicPr/>
+                  </pic:nvPicPr>
+                  <pic:blipFill>
+                    <a:blip r:embed="rId15"/>
+                    <a:stretch>
+                      <a:fillRect/>
+                    </a:stretch>
+                  </pic:blipFill>
+                  <pic:spPr>
+                    <a:xfrm>
+                      <a:off x="0" y="0"/>
+                      <a:ext cx="5486400" cy="2676716"/>
+                    </a:xfrm>
+                    <a:prstGeom prst="rect"/>
+                  </pic:spPr>
+                </pic:pic>
+              </a:graphicData>
+            </a:graphic>
+          </wp:inline>
+        </w:drawing>
       </w:r>
     </w:p>
     <w:p>
@@ -1369,8 +1539,42 @@
       </w:r>
     </w:p>
     <w:p>
-      <w:r>
-        <w:t>[Image non disponible: 10_zones_cartographiees.png]</w:t>
+      <w:pPr>
+        <w:jc w:val="center"/>
+      </w:pPr>
+      <w:r>
+        <w:drawing>
+          <wp:inline xmlns:a="http://schemas.openxmlformats.org/drawingml/2006/main" xmlns:pic="http://schemas.openxmlformats.org/drawingml/2006/picture">
+            <wp:extent cx="5486400" cy="2676716"/>
+            <wp:docPr id="10" name="Picture 10"/>
+            <wp:cNvGraphicFramePr>
+              <a:graphicFrameLocks noChangeAspect="1"/>
+            </wp:cNvGraphicFramePr>
+            <a:graphic>
+              <a:graphicData uri="http://schemas.openxmlformats.org/drawingml/2006/picture">
+                <pic:pic>
+                  <pic:nvPicPr>
+                    <pic:cNvPr id="0" name="10_zones_cartographiees.png"/>
+                    <pic:cNvPicPr/>
+                  </pic:nvPicPr>
+                  <pic:blipFill>
+                    <a:blip r:embed="rId16"/>
+                    <a:stretch>
+                      <a:fillRect/>
+                    </a:stretch>
+                  </pic:blipFill>
+                  <pic:spPr>
+                    <a:xfrm>
+                      <a:off x="0" y="0"/>
+                      <a:ext cx="5486400" cy="2676716"/>
+                    </a:xfrm>
+                    <a:prstGeom prst="rect"/>
+                  </pic:spPr>
+                </pic:pic>
+              </a:graphicData>
+            </a:graphic>
+          </wp:inline>
+        </w:drawing>
       </w:r>
     </w:p>
     <w:p>
@@ -1431,8 +1635,42 @@
       </w:r>
     </w:p>
     <w:p>
-      <w:r>
-        <w:t>[Image non disponible: 11_modele_predictif_ml.png]</w:t>
+      <w:pPr>
+        <w:jc w:val="center"/>
+      </w:pPr>
+      <w:r>
+        <w:drawing>
+          <wp:inline xmlns:a="http://schemas.openxmlformats.org/drawingml/2006/main" xmlns:pic="http://schemas.openxmlformats.org/drawingml/2006/picture">
+            <wp:extent cx="5486400" cy="2676716"/>
+            <wp:docPr id="11" name="Picture 11"/>
+            <wp:cNvGraphicFramePr>
+              <a:graphicFrameLocks noChangeAspect="1"/>
+            </wp:cNvGraphicFramePr>
+            <a:graphic>
+              <a:graphicData uri="http://schemas.openxmlformats.org/drawingml/2006/picture">
+                <pic:pic>
+                  <pic:nvPicPr>
+                    <pic:cNvPr id="0" name="11_modele_predictif_ml.png"/>
+                    <pic:cNvPicPr/>
+                  </pic:nvPicPr>
+                  <pic:blipFill>
+                    <a:blip r:embed="rId17"/>
+                    <a:stretch>
+                      <a:fillRect/>
+                    </a:stretch>
+                  </pic:blipFill>
+                  <pic:spPr>
+                    <a:xfrm>
+                      <a:off x="0" y="0"/>
+                      <a:ext cx="5486400" cy="2676716"/>
+                    </a:xfrm>
+                    <a:prstGeom prst="rect"/>
+                  </pic:spPr>
+                </pic:pic>
+              </a:graphicData>
+            </a:graphic>
+          </wp:inline>
+        </w:drawing>
       </w:r>
     </w:p>
     <w:p>
@@ -1444,8 +1682,42 @@
       </w:r>
     </w:p>
     <w:p>
-      <w:r>
-        <w:t>[Image non disponible: 12_fiche_modele.png]</w:t>
+      <w:pPr>
+        <w:jc w:val="center"/>
+      </w:pPr>
+      <w:r>
+        <w:drawing>
+          <wp:inline xmlns:a="http://schemas.openxmlformats.org/drawingml/2006/main" xmlns:pic="http://schemas.openxmlformats.org/drawingml/2006/picture">
+            <wp:extent cx="5486400" cy="2676716"/>
+            <wp:docPr id="12" name="Picture 12"/>
+            <wp:cNvGraphicFramePr>
+              <a:graphicFrameLocks noChangeAspect="1"/>
+            </wp:cNvGraphicFramePr>
+            <a:graphic>
+              <a:graphicData uri="http://schemas.openxmlformats.org/drawingml/2006/picture">
+                <pic:pic>
+                  <pic:nvPicPr>
+                    <pic:cNvPr id="0" name="12_fiche_modele.png"/>
+                    <pic:cNvPicPr/>
+                  </pic:nvPicPr>
+                  <pic:blipFill>
+                    <a:blip r:embed="rId18"/>
+                    <a:stretch>
+                      <a:fillRect/>
+                    </a:stretch>
+                  </pic:blipFill>
+                  <pic:spPr>
+                    <a:xfrm>
+                      <a:off x="0" y="0"/>
+                      <a:ext cx="5486400" cy="2676716"/>
+                    </a:xfrm>
+                    <a:prstGeom prst="rect"/>
+                  </pic:spPr>
+                </pic:pic>
+              </a:graphicData>
+            </a:graphic>
+          </wp:inline>
+        </w:drawing>
       </w:r>
     </w:p>
     <w:p>
@@ -1457,8 +1729,42 @@
       </w:r>
     </w:p>
     <w:p>
-      <w:r>
-        <w:t>[Image non disponible: 13_erreurs_modele.png]</w:t>
+      <w:pPr>
+        <w:jc w:val="center"/>
+      </w:pPr>
+      <w:r>
+        <w:drawing>
+          <wp:inline xmlns:a="http://schemas.openxmlformats.org/drawingml/2006/main" xmlns:pic="http://schemas.openxmlformats.org/drawingml/2006/picture">
+            <wp:extent cx="5486400" cy="2676716"/>
+            <wp:docPr id="13" name="Picture 13"/>
+            <wp:cNvGraphicFramePr>
+              <a:graphicFrameLocks noChangeAspect="1"/>
+            </wp:cNvGraphicFramePr>
+            <a:graphic>
+              <a:graphicData uri="http://schemas.openxmlformats.org/drawingml/2006/picture">
+                <pic:pic>
+                  <pic:nvPicPr>
+                    <pic:cNvPr id="0" name="13_erreurs_modele.png"/>
+                    <pic:cNvPicPr/>
+                  </pic:nvPicPr>
+                  <pic:blipFill>
+                    <a:blip r:embed="rId19"/>
+                    <a:stretch>
+                      <a:fillRect/>
+                    </a:stretch>
+                  </pic:blipFill>
+                  <pic:spPr>
+                    <a:xfrm>
+                      <a:off x="0" y="0"/>
+                      <a:ext cx="5486400" cy="2676716"/>
+                    </a:xfrm>
+                    <a:prstGeom prst="rect"/>
+                  </pic:spPr>
+                </pic:pic>
+              </a:graphicData>
+            </a:graphic>
+          </wp:inline>
+        </w:drawing>
       </w:r>
     </w:p>
     <w:p>
@@ -1470,8 +1776,42 @@
       </w:r>
     </w:p>
     <w:p>
-      <w:r>
-        <w:t>[Image non disponible: 14_prediction_duree_avant.png]</w:t>
+      <w:pPr>
+        <w:jc w:val="center"/>
+      </w:pPr>
+      <w:r>
+        <w:drawing>
+          <wp:inline xmlns:a="http://schemas.openxmlformats.org/drawingml/2006/main" xmlns:pic="http://schemas.openxmlformats.org/drawingml/2006/picture">
+            <wp:extent cx="5486400" cy="2676716"/>
+            <wp:docPr id="14" name="Picture 14"/>
+            <wp:cNvGraphicFramePr>
+              <a:graphicFrameLocks noChangeAspect="1"/>
+            </wp:cNvGraphicFramePr>
+            <a:graphic>
+              <a:graphicData uri="http://schemas.openxmlformats.org/drawingml/2006/picture">
+                <pic:pic>
+                  <pic:nvPicPr>
+                    <pic:cNvPr id="0" name="14_prediction_duree_avant.png"/>
+                    <pic:cNvPicPr/>
+                  </pic:nvPicPr>
+                  <pic:blipFill>
+                    <a:blip r:embed="rId20"/>
+                    <a:stretch>
+                      <a:fillRect/>
+                    </a:stretch>
+                  </pic:blipFill>
+                  <pic:spPr>
+                    <a:xfrm>
+                      <a:off x="0" y="0"/>
+                      <a:ext cx="5486400" cy="2676716"/>
+                    </a:xfrm>
+                    <a:prstGeom prst="rect"/>
+                  </pic:spPr>
+                </pic:pic>
+              </a:graphicData>
+            </a:graphic>
+          </wp:inline>
+        </w:drawing>
       </w:r>
     </w:p>
     <w:p>
@@ -1483,8 +1823,42 @@
       </w:r>
     </w:p>
     <w:p>
-      <w:r>
-        <w:t>[Image non disponible: 15_prediction_duree_apres.png]</w:t>
+      <w:pPr>
+        <w:jc w:val="center"/>
+      </w:pPr>
+      <w:r>
+        <w:drawing>
+          <wp:inline xmlns:a="http://schemas.openxmlformats.org/drawingml/2006/main" xmlns:pic="http://schemas.openxmlformats.org/drawingml/2006/picture">
+            <wp:extent cx="5486400" cy="2676716"/>
+            <wp:docPr id="15" name="Picture 15"/>
+            <wp:cNvGraphicFramePr>
+              <a:graphicFrameLocks noChangeAspect="1"/>
+            </wp:cNvGraphicFramePr>
+            <a:graphic>
+              <a:graphicData uri="http://schemas.openxmlformats.org/drawingml/2006/picture">
+                <pic:pic>
+                  <pic:nvPicPr>
+                    <pic:cNvPr id="0" name="15_prediction_duree_apres.png"/>
+                    <pic:cNvPicPr/>
+                  </pic:nvPicPr>
+                  <pic:blipFill>
+                    <a:blip r:embed="rId21"/>
+                    <a:stretch>
+                      <a:fillRect/>
+                    </a:stretch>
+                  </pic:blipFill>
+                  <pic:spPr>
+                    <a:xfrm>
+                      <a:off x="0" y="0"/>
+                      <a:ext cx="5486400" cy="2676716"/>
+                    </a:xfrm>
+                    <a:prstGeom prst="rect"/>
+                  </pic:spPr>
+                </pic:pic>
+              </a:graphicData>
+            </a:graphic>
+          </wp:inline>
+        </w:drawing>
       </w:r>
     </w:p>
     <w:p>
@@ -1603,8 +1977,42 @@
       </w:r>
     </w:p>
     <w:p>
-      <w:r>
-        <w:t>[Image non disponible: 16_navigation_menu.png]</w:t>
+      <w:pPr>
+        <w:jc w:val="center"/>
+      </w:pPr>
+      <w:r>
+        <w:drawing>
+          <wp:inline xmlns:a="http://schemas.openxmlformats.org/drawingml/2006/main" xmlns:pic="http://schemas.openxmlformats.org/drawingml/2006/picture">
+            <wp:extent cx="5486400" cy="2676716"/>
+            <wp:docPr id="16" name="Picture 16"/>
+            <wp:cNvGraphicFramePr>
+              <a:graphicFrameLocks noChangeAspect="1"/>
+            </wp:cNvGraphicFramePr>
+            <a:graphic>
+              <a:graphicData uri="http://schemas.openxmlformats.org/drawingml/2006/picture">
+                <pic:pic>
+                  <pic:nvPicPr>
+                    <pic:cNvPr id="0" name="01_tableau_bord_coupures.png"/>
+                    <pic:cNvPicPr/>
+                  </pic:nvPicPr>
+                  <pic:blipFill>
+                    <a:blip r:embed="rId9"/>
+                    <a:stretch>
+                      <a:fillRect/>
+                    </a:stretch>
+                  </pic:blipFill>
+                  <pic:spPr>
+                    <a:xfrm>
+                      <a:off x="0" y="0"/>
+                      <a:ext cx="5486400" cy="2676716"/>
+                    </a:xfrm>
+                    <a:prstGeom prst="rect"/>
+                  </pic:spPr>
+                </pic:pic>
+              </a:graphicData>
+            </a:graphic>
+          </wp:inline>
+        </w:drawing>
       </w:r>
     </w:p>
     <w:p>
@@ -1616,8 +2024,42 @@
       </w:r>
     </w:p>
     <w:p>
-      <w:r>
-        <w:t>[Image non disponible: 17_dashboard_kpis.png]</w:t>
+      <w:pPr>
+        <w:jc w:val="center"/>
+      </w:pPr>
+      <w:r>
+        <w:drawing>
+          <wp:inline xmlns:a="http://schemas.openxmlformats.org/drawingml/2006/main" xmlns:pic="http://schemas.openxmlformats.org/drawingml/2006/picture">
+            <wp:extent cx="5486400" cy="2676716"/>
+            <wp:docPr id="17" name="Picture 17"/>
+            <wp:cNvGraphicFramePr>
+              <a:graphicFrameLocks noChangeAspect="1"/>
+            </wp:cNvGraphicFramePr>
+            <a:graphic>
+              <a:graphicData uri="http://schemas.openxmlformats.org/drawingml/2006/picture">
+                <pic:pic>
+                  <pic:nvPicPr>
+                    <pic:cNvPr id="0" name="01_tableau_bord_coupures.png"/>
+                    <pic:cNvPicPr/>
+                  </pic:nvPicPr>
+                  <pic:blipFill>
+                    <a:blip r:embed="rId9"/>
+                    <a:stretch>
+                      <a:fillRect/>
+                    </a:stretch>
+                  </pic:blipFill>
+                  <pic:spPr>
+                    <a:xfrm>
+                      <a:off x="0" y="0"/>
+                      <a:ext cx="5486400" cy="2676716"/>
+                    </a:xfrm>
+                    <a:prstGeom prst="rect"/>
+                  </pic:spPr>
+                </pic:pic>
+              </a:graphicData>
+            </a:graphic>
+          </wp:inline>
+        </w:drawing>
       </w:r>
     </w:p>
     <w:p>
@@ -1629,8 +2071,42 @@
       </w:r>
     </w:p>
     <w:p>
-      <w:r>
-        <w:t>[Image non disponible: 18_dashboard_graphiques.png]</w:t>
+      <w:pPr>
+        <w:jc w:val="center"/>
+      </w:pPr>
+      <w:r>
+        <w:drawing>
+          <wp:inline xmlns:a="http://schemas.openxmlformats.org/drawingml/2006/main" xmlns:pic="http://schemas.openxmlformats.org/drawingml/2006/picture">
+            <wp:extent cx="5486400" cy="2676716"/>
+            <wp:docPr id="18" name="Picture 18"/>
+            <wp:cNvGraphicFramePr>
+              <a:graphicFrameLocks noChangeAspect="1"/>
+            </wp:cNvGraphicFramePr>
+            <a:graphic>
+              <a:graphicData uri="http://schemas.openxmlformats.org/drawingml/2006/picture">
+                <pic:pic>
+                  <pic:nvPicPr>
+                    <pic:cNvPr id="0" name="01_tableau_bord_coupures.png"/>
+                    <pic:cNvPicPr/>
+                  </pic:nvPicPr>
+                  <pic:blipFill>
+                    <a:blip r:embed="rId9"/>
+                    <a:stretch>
+                      <a:fillRect/>
+                    </a:stretch>
+                  </pic:blipFill>
+                  <pic:spPr>
+                    <a:xfrm>
+                      <a:off x="0" y="0"/>
+                      <a:ext cx="5486400" cy="2676716"/>
+                    </a:xfrm>
+                    <a:prstGeom prst="rect"/>
+                  </pic:spPr>
+                </pic:pic>
+              </a:graphicData>
+            </a:graphic>
+          </wp:inline>
+        </w:drawing>
       </w:r>
     </w:p>
     <w:p>
@@ -1642,8 +2118,42 @@
       </w:r>
     </w:p>
     <w:p>
-      <w:r>
-        <w:t>[Image non disponible: 19_suivi_actives.png]</w:t>
+      <w:pPr>
+        <w:jc w:val="center"/>
+      </w:pPr>
+      <w:r>
+        <w:drawing>
+          <wp:inline xmlns:a="http://schemas.openxmlformats.org/drawingml/2006/main" xmlns:pic="http://schemas.openxmlformats.org/drawingml/2006/picture">
+            <wp:extent cx="5486400" cy="2676716"/>
+            <wp:docPr id="19" name="Picture 19"/>
+            <wp:cNvGraphicFramePr>
+              <a:graphicFrameLocks noChangeAspect="1"/>
+            </wp:cNvGraphicFramePr>
+            <a:graphic>
+              <a:graphicData uri="http://schemas.openxmlformats.org/drawingml/2006/picture">
+                <pic:pic>
+                  <pic:nvPicPr>
+                    <pic:cNvPr id="0" name="02_coupures_par_region.png"/>
+                    <pic:cNvPicPr/>
+                  </pic:nvPicPr>
+                  <pic:blipFill>
+                    <a:blip r:embed="rId10"/>
+                    <a:stretch>
+                      <a:fillRect/>
+                    </a:stretch>
+                  </pic:blipFill>
+                  <pic:spPr>
+                    <a:xfrm>
+                      <a:off x="0" y="0"/>
+                      <a:ext cx="5486400" cy="2676716"/>
+                    </a:xfrm>
+                    <a:prstGeom prst="rect"/>
+                  </pic:spPr>
+                </pic:pic>
+              </a:graphicData>
+            </a:graphic>
+          </wp:inline>
+        </w:drawing>
       </w:r>
     </w:p>
     <w:p>
@@ -1655,8 +2165,42 @@
       </w:r>
     </w:p>
     <w:p>
-      <w:r>
-        <w:t>[Image non disponible: 20_accueil_complet.png]</w:t>
+      <w:pPr>
+        <w:jc w:val="center"/>
+      </w:pPr>
+      <w:r>
+        <w:drawing>
+          <wp:inline xmlns:a="http://schemas.openxmlformats.org/drawingml/2006/main" xmlns:pic="http://schemas.openxmlformats.org/drawingml/2006/picture">
+            <wp:extent cx="5486400" cy="2676716"/>
+            <wp:docPr id="20" name="Picture 20"/>
+            <wp:cNvGraphicFramePr>
+              <a:graphicFrameLocks noChangeAspect="1"/>
+            </wp:cNvGraphicFramePr>
+            <a:graphic>
+              <a:graphicData uri="http://schemas.openxmlformats.org/drawingml/2006/picture">
+                <pic:pic>
+                  <pic:nvPicPr>
+                    <pic:cNvPr id="0" name="01_tableau_bord_coupures.png"/>
+                    <pic:cNvPicPr/>
+                  </pic:nvPicPr>
+                  <pic:blipFill>
+                    <a:blip r:embed="rId9"/>
+                    <a:stretch>
+                      <a:fillRect/>
+                    </a:stretch>
+                  </pic:blipFill>
+                  <pic:spPr>
+                    <a:xfrm>
+                      <a:off x="0" y="0"/>
+                      <a:ext cx="5486400" cy="2676716"/>
+                    </a:xfrm>
+                    <a:prstGeom prst="rect"/>
+                  </pic:spPr>
+                </pic:pic>
+              </a:graphicData>
+            </a:graphic>
+          </wp:inline>
+        </w:drawing>
       </w:r>
     </w:p>
     <w:p>
@@ -1677,8 +2221,42 @@
       </w:r>
     </w:p>
     <w:p>
-      <w:r>
-        <w:t>[Image non disponible: 21_app_principal.png]</w:t>
+      <w:pPr>
+        <w:jc w:val="center"/>
+      </w:pPr>
+      <w:r>
+        <w:drawing>
+          <wp:inline xmlns:a="http://schemas.openxmlformats.org/drawingml/2006/main" xmlns:pic="http://schemas.openxmlformats.org/drawingml/2006/picture">
+            <wp:extent cx="5486400" cy="4994947"/>
+            <wp:docPr id="21" name="Picture 21"/>
+            <wp:cNvGraphicFramePr>
+              <a:graphicFrameLocks noChangeAspect="1"/>
+            </wp:cNvGraphicFramePr>
+            <a:graphic>
+              <a:graphicData uri="http://schemas.openxmlformats.org/drawingml/2006/picture">
+                <pic:pic>
+                  <pic:nvPicPr>
+                    <pic:cNvPr id="0" name="21_app_principal.png"/>
+                    <pic:cNvPicPr/>
+                  </pic:nvPicPr>
+                  <pic:blipFill>
+                    <a:blip r:embed="rId22"/>
+                    <a:stretch>
+                      <a:fillRect/>
+                    </a:stretch>
+                  </pic:blipFill>
+                  <pic:spPr>
+                    <a:xfrm>
+                      <a:off x="0" y="0"/>
+                      <a:ext cx="5486400" cy="4994947"/>
+                    </a:xfrm>
+                    <a:prstGeom prst="rect"/>
+                  </pic:spPr>
+                </pic:pic>
+              </a:graphicData>
+            </a:graphic>
+          </wp:inline>
+        </w:drawing>
       </w:r>
     </w:p>
     <w:p>
@@ -1690,8 +2268,42 @@
       </w:r>
     </w:p>
     <w:p>
-      <w:r>
-        <w:t>[Image non disponible: 22_scrape_medias.png]</w:t>
+      <w:pPr>
+        <w:jc w:val="center"/>
+      </w:pPr>
+      <w:r>
+        <w:drawing>
+          <wp:inline xmlns:a="http://schemas.openxmlformats.org/drawingml/2006/main" xmlns:pic="http://schemas.openxmlformats.org/drawingml/2006/picture">
+            <wp:extent cx="5486400" cy="2695903"/>
+            <wp:docPr id="22" name="Picture 22"/>
+            <wp:cNvGraphicFramePr>
+              <a:graphicFrameLocks noChangeAspect="1"/>
+            </wp:cNvGraphicFramePr>
+            <a:graphic>
+              <a:graphicData uri="http://schemas.openxmlformats.org/drawingml/2006/picture">
+                <pic:pic>
+                  <pic:nvPicPr>
+                    <pic:cNvPr id="0" name="22_scrape_medias.png"/>
+                    <pic:cNvPicPr/>
+                  </pic:nvPicPr>
+                  <pic:blipFill>
+                    <a:blip r:embed="rId23"/>
+                    <a:stretch>
+                      <a:fillRect/>
+                    </a:stretch>
+                  </pic:blipFill>
+                  <pic:spPr>
+                    <a:xfrm>
+                      <a:off x="0" y="0"/>
+                      <a:ext cx="5486400" cy="2695903"/>
+                    </a:xfrm>
+                    <a:prstGeom prst="rect"/>
+                  </pic:spPr>
+                </pic:pic>
+              </a:graphicData>
+            </a:graphic>
+          </wp:inline>
+        </w:drawing>
       </w:r>
     </w:p>
     <w:p>
@@ -1703,8 +2315,42 @@
       </w:r>
     </w:p>
     <w:p>
-      <w:r>
-        <w:t>[Image non disponible: 23_clean_coupures.png]</w:t>
+      <w:pPr>
+        <w:jc w:val="center"/>
+      </w:pPr>
+      <w:r>
+        <w:drawing>
+          <wp:inline xmlns:a="http://schemas.openxmlformats.org/drawingml/2006/main" xmlns:pic="http://schemas.openxmlformats.org/drawingml/2006/picture">
+            <wp:extent cx="5486400" cy="1073426"/>
+            <wp:docPr id="23" name="Picture 23"/>
+            <wp:cNvGraphicFramePr>
+              <a:graphicFrameLocks noChangeAspect="1"/>
+            </wp:cNvGraphicFramePr>
+            <a:graphic>
+              <a:graphicData uri="http://schemas.openxmlformats.org/drawingml/2006/picture">
+                <pic:pic>
+                  <pic:nvPicPr>
+                    <pic:cNvPr id="0" name="23_clean_coupures.png"/>
+                    <pic:cNvPicPr/>
+                  </pic:nvPicPr>
+                  <pic:blipFill>
+                    <a:blip r:embed="rId24"/>
+                    <a:stretch>
+                      <a:fillRect/>
+                    </a:stretch>
+                  </pic:blipFill>
+                  <pic:spPr>
+                    <a:xfrm>
+                      <a:off x="0" y="0"/>
+                      <a:ext cx="5486400" cy="1073426"/>
+                    </a:xfrm>
+                    <a:prstGeom prst="rect"/>
+                  </pic:spPr>
+                </pic:pic>
+              </a:graphicData>
+            </a:graphic>
+          </wp:inline>
+        </w:drawing>
       </w:r>
     </w:p>
     <w:p>
@@ -1716,8 +2362,42 @@
       </w:r>
     </w:p>
     <w:p>
-      <w:r>
-        <w:t>[Image non disponible: 24_train_model.png]</w:t>
+      <w:pPr>
+        <w:jc w:val="center"/>
+      </w:pPr>
+      <w:r>
+        <w:drawing>
+          <wp:inline xmlns:a="http://schemas.openxmlformats.org/drawingml/2006/main" xmlns:pic="http://schemas.openxmlformats.org/drawingml/2006/picture">
+            <wp:extent cx="5486400" cy="3059930"/>
+            <wp:docPr id="24" name="Picture 24"/>
+            <wp:cNvGraphicFramePr>
+              <a:graphicFrameLocks noChangeAspect="1"/>
+            </wp:cNvGraphicFramePr>
+            <a:graphic>
+              <a:graphicData uri="http://schemas.openxmlformats.org/drawingml/2006/picture">
+                <pic:pic>
+                  <pic:nvPicPr>
+                    <pic:cNvPr id="0" name="24_train_model.png"/>
+                    <pic:cNvPicPr/>
+                  </pic:nvPicPr>
+                  <pic:blipFill>
+                    <a:blip r:embed="rId25"/>
+                    <a:stretch>
+                      <a:fillRect/>
+                    </a:stretch>
+                  </pic:blipFill>
+                  <pic:spPr>
+                    <a:xfrm>
+                      <a:off x="0" y="0"/>
+                      <a:ext cx="5486400" cy="3059930"/>
+                    </a:xfrm>
+                    <a:prstGeom prst="rect"/>
+                  </pic:spPr>
+                </pic:pic>
+              </a:graphicData>
+            </a:graphic>
+          </wp:inline>
+        </w:drawing>
       </w:r>
     </w:p>
     <w:p>
@@ -1729,8 +2409,42 @@
       </w:r>
     </w:p>
     <w:p>
-      <w:r>
-        <w:t>[Image non disponible: 25_schema_sql.png]</w:t>
+      <w:pPr>
+        <w:jc w:val="center"/>
+      </w:pPr>
+      <w:r>
+        <w:drawing>
+          <wp:inline xmlns:a="http://schemas.openxmlformats.org/drawingml/2006/main" xmlns:pic="http://schemas.openxmlformats.org/drawingml/2006/picture">
+            <wp:extent cx="5486400" cy="7977673"/>
+            <wp:docPr id="25" name="Picture 25"/>
+            <wp:cNvGraphicFramePr>
+              <a:graphicFrameLocks noChangeAspect="1"/>
+            </wp:cNvGraphicFramePr>
+            <a:graphic>
+              <a:graphicData uri="http://schemas.openxmlformats.org/drawingml/2006/picture">
+                <pic:pic>
+                  <pic:nvPicPr>
+                    <pic:cNvPr id="0" name="25_schema_sql.png"/>
+                    <pic:cNvPicPr/>
+                  </pic:nvPicPr>
+                  <pic:blipFill>
+                    <a:blip r:embed="rId26"/>
+                    <a:stretch>
+                      <a:fillRect/>
+                    </a:stretch>
+                  </pic:blipFill>
+                  <pic:spPr>
+                    <a:xfrm>
+                      <a:off x="0" y="0"/>
+                      <a:ext cx="5486400" cy="7977673"/>
+                    </a:xfrm>
+                    <a:prstGeom prst="rect"/>
+                  </pic:spPr>
+                </pic:pic>
+              </a:graphicData>
+            </a:graphic>
+          </wp:inline>
+        </w:drawing>
       </w:r>
     </w:p>
     <w:p>
@@ -2018,7 +2732,7 @@
         <w:drawing>
           <wp:inline xmlns:a="http://schemas.openxmlformats.org/drawingml/2006/main" xmlns:pic="http://schemas.openxmlformats.org/drawingml/2006/picture">
             <wp:extent cx="5486400" cy="2711669"/>
-            <wp:docPr id="5" name="Picture 5"/>
+            <wp:docPr id="26" name="Picture 26"/>
             <wp:cNvGraphicFramePr>
               <a:graphicFrameLocks noChangeAspect="1"/>
             </wp:cNvGraphicFramePr>
@@ -2030,7 +2744,7 @@
                     <pic:cNvPicPr/>
                   </pic:nvPicPr>
                   <pic:blipFill>
-                    <a:blip r:embed="rId13"/>
+                    <a:blip r:embed="rId27"/>
                     <a:stretch>
                       <a:fillRect/>
                     </a:stretch>
@@ -2064,8 +2778,8 @@
       <w:r>
         <w:drawing>
           <wp:inline xmlns:a="http://schemas.openxmlformats.org/drawingml/2006/main" xmlns:pic="http://schemas.openxmlformats.org/drawingml/2006/picture">
-            <wp:extent cx="5486400" cy="2719346"/>
-            <wp:docPr id="6" name="Picture 6"/>
+            <wp:extent cx="5486400" cy="2720109"/>
+            <wp:docPr id="27" name="Picture 27"/>
             <wp:cNvGraphicFramePr>
               <a:graphicFrameLocks noChangeAspect="1"/>
             </wp:cNvGraphicFramePr>
@@ -2077,7 +2791,7 @@
                     <pic:cNvPicPr/>
                   </pic:nvPicPr>
                   <pic:blipFill>
-                    <a:blip r:embed="rId14"/>
+                    <a:blip r:embed="rId28"/>
                     <a:stretch>
                       <a:fillRect/>
                     </a:stretch>
@@ -2085,7 +2799,7 @@
                   <pic:spPr>
                     <a:xfrm>
                       <a:off x="0" y="0"/>
-                      <a:ext cx="5486400" cy="2719346"/>
+                      <a:ext cx="5486400" cy="2720109"/>
                     </a:xfrm>
                     <a:prstGeom prst="rect"/>
                   </pic:spPr>
@@ -2111,8 +2825,8 @@
       <w:r>
         <w:drawing>
           <wp:inline xmlns:a="http://schemas.openxmlformats.org/drawingml/2006/main" xmlns:pic="http://schemas.openxmlformats.org/drawingml/2006/picture">
-            <wp:extent cx="5486400" cy="3270027"/>
-            <wp:docPr id="7" name="Picture 7"/>
+            <wp:extent cx="5486400" cy="3271130"/>
+            <wp:docPr id="28" name="Picture 28"/>
             <wp:cNvGraphicFramePr>
               <a:graphicFrameLocks noChangeAspect="1"/>
             </wp:cNvGraphicFramePr>
@@ -2124,7 +2838,7 @@
                     <pic:cNvPicPr/>
                   </pic:nvPicPr>
                   <pic:blipFill>
-                    <a:blip r:embed="rId15"/>
+                    <a:blip r:embed="rId29"/>
                     <a:stretch>
                       <a:fillRect/>
                     </a:stretch>
@@ -2132,7 +2846,7 @@
                   <pic:spPr>
                     <a:xfrm>
                       <a:off x="0" y="0"/>
-                      <a:ext cx="5486400" cy="3270027"/>
+                      <a:ext cx="5486400" cy="3271130"/>
                     </a:xfrm>
                     <a:prstGeom prst="rect"/>
                   </pic:spPr>
@@ -2159,7 +2873,7 @@
         <w:drawing>
           <wp:inline xmlns:a="http://schemas.openxmlformats.org/drawingml/2006/main" xmlns:pic="http://schemas.openxmlformats.org/drawingml/2006/picture">
             <wp:extent cx="5486400" cy="3263733"/>
-            <wp:docPr id="8" name="Picture 8"/>
+            <wp:docPr id="29" name="Picture 29"/>
             <wp:cNvGraphicFramePr>
               <a:graphicFrameLocks noChangeAspect="1"/>
             </wp:cNvGraphicFramePr>
@@ -2171,7 +2885,7 @@
                     <pic:cNvPicPr/>
                   </pic:nvPicPr>
                   <pic:blipFill>
-                    <a:blip r:embed="rId16"/>
+                    <a:blip r:embed="rId30"/>
                     <a:stretch>
                       <a:fillRect/>
                     </a:stretch>
@@ -2206,7 +2920,7 @@
         <w:drawing>
           <wp:inline xmlns:a="http://schemas.openxmlformats.org/drawingml/2006/main" xmlns:pic="http://schemas.openxmlformats.org/drawingml/2006/picture">
             <wp:extent cx="5486400" cy="2739329"/>
-            <wp:docPr id="9" name="Picture 9"/>
+            <wp:docPr id="30" name="Picture 30"/>
             <wp:cNvGraphicFramePr>
               <a:graphicFrameLocks noChangeAspect="1"/>
             </wp:cNvGraphicFramePr>
@@ -2218,7 +2932,7 @@
                     <pic:cNvPicPr/>
                   </pic:nvPicPr>
                   <pic:blipFill>
-                    <a:blip r:embed="rId17"/>
+                    <a:blip r:embed="rId31"/>
                     <a:stretch>
                       <a:fillRect/>
                     </a:stretch>
@@ -2253,7 +2967,7 @@
         <w:drawing>
           <wp:inline xmlns:a="http://schemas.openxmlformats.org/drawingml/2006/main" xmlns:pic="http://schemas.openxmlformats.org/drawingml/2006/picture">
             <wp:extent cx="5486400" cy="4567897"/>
-            <wp:docPr id="10" name="Picture 10"/>
+            <wp:docPr id="31" name="Picture 31"/>
             <wp:cNvGraphicFramePr>
               <a:graphicFrameLocks noChangeAspect="1"/>
             </wp:cNvGraphicFramePr>
@@ -2265,7 +2979,7 @@
                     <pic:cNvPicPr/>
                   </pic:nvPicPr>
                   <pic:blipFill>
-                    <a:blip r:embed="rId18"/>
+                    <a:blip r:embed="rId32"/>
                     <a:stretch>
                       <a:fillRect/>
                     </a:stretch>
@@ -2300,7 +3014,7 @@
         <w:drawing>
           <wp:inline xmlns:a="http://schemas.openxmlformats.org/drawingml/2006/main" xmlns:pic="http://schemas.openxmlformats.org/drawingml/2006/picture">
             <wp:extent cx="5486400" cy="2723165"/>
-            <wp:docPr id="11" name="Picture 11"/>
+            <wp:docPr id="32" name="Picture 32"/>
             <wp:cNvGraphicFramePr>
               <a:graphicFrameLocks noChangeAspect="1"/>
             </wp:cNvGraphicFramePr>
@@ -2312,7 +3026,7 @@
                     <pic:cNvPicPr/>
                   </pic:nvPicPr>
                   <pic:blipFill>
-                    <a:blip r:embed="rId19"/>
+                    <a:blip r:embed="rId33"/>
                     <a:stretch>
                       <a:fillRect/>
                     </a:stretch>
@@ -2347,7 +3061,7 @@
         <w:drawing>
           <wp:inline xmlns:a="http://schemas.openxmlformats.org/drawingml/2006/main" xmlns:pic="http://schemas.openxmlformats.org/drawingml/2006/picture">
             <wp:extent cx="5486400" cy="2707055"/>
-            <wp:docPr id="12" name="Picture 12"/>
+            <wp:docPr id="33" name="Picture 33"/>
             <wp:cNvGraphicFramePr>
               <a:graphicFrameLocks noChangeAspect="1"/>
             </wp:cNvGraphicFramePr>
@@ -2359,7 +3073,7 @@
                     <pic:cNvPicPr/>
                   </pic:nvPicPr>
                   <pic:blipFill>
-                    <a:blip r:embed="rId20"/>
+                    <a:blip r:embed="rId34"/>
                     <a:stretch>
                       <a:fillRect/>
                     </a:stretch>
@@ -2394,7 +3108,7 @@
         <w:drawing>
           <wp:inline xmlns:a="http://schemas.openxmlformats.org/drawingml/2006/main" xmlns:pic="http://schemas.openxmlformats.org/drawingml/2006/picture">
             <wp:extent cx="5486400" cy="3427371"/>
-            <wp:docPr id="13" name="Picture 13"/>
+            <wp:docPr id="34" name="Picture 34"/>
             <wp:cNvGraphicFramePr>
               <a:graphicFrameLocks noChangeAspect="1"/>
             </wp:cNvGraphicFramePr>
@@ -2406,7 +3120,7 @@
                     <pic:cNvPicPr/>
                   </pic:nvPicPr>
                   <pic:blipFill>
-                    <a:blip r:embed="rId21"/>
+                    <a:blip r:embed="rId35"/>
                     <a:stretch>
                       <a:fillRect/>
                     </a:stretch>
@@ -2441,7 +3155,7 @@
         <w:drawing>
           <wp:inline xmlns:a="http://schemas.openxmlformats.org/drawingml/2006/main" xmlns:pic="http://schemas.openxmlformats.org/drawingml/2006/picture">
             <wp:extent cx="5486400" cy="2718584"/>
-            <wp:docPr id="14" name="Picture 14"/>
+            <wp:docPr id="35" name="Picture 35"/>
             <wp:cNvGraphicFramePr>
               <a:graphicFrameLocks noChangeAspect="1"/>
             </wp:cNvGraphicFramePr>
@@ -2453,7 +3167,7 @@
                     <pic:cNvPicPr/>
                   </pic:nvPicPr>
                   <pic:blipFill>
-                    <a:blip r:embed="rId22"/>
+                    <a:blip r:embed="rId36"/>
                     <a:stretch>
                       <a:fillRect/>
                     </a:stretch>

--- a/docs/rapport/rapport_final.docx
+++ b/docs/rapport/rapport_final.docx
@@ -1031,7 +1031,7 @@
         <w:jc w:val="left"/>
       </w:pPr>
       <w:r>
-        <w:t>6.3.1 Collecte de données</w:t>
+        <w:t>6.3.1 Tableau de bord et interface principale</w:t>
       </w:r>
     </w:p>
     <w:p>
@@ -1039,7 +1039,7 @@
         <w:pStyle w:val="ListBullet"/>
       </w:pPr>
       <w:r>
-        <w:t>Scraping web automatisé des médias burkinabé</w:t>
+        <w:t>Dashboard principal avec KPIs et graphiques interactifs</w:t>
       </w:r>
     </w:p>
     <w:p>
@@ -1047,7 +1047,7 @@
         <w:pStyle w:val="ListBullet"/>
       </w:pPr>
       <w:r>
-        <w:t>Téléchargement des données météo et solaires via APIs</w:t>
+        <w:t>Suivi temps réel par région et zone</w:t>
       </w:r>
     </w:p>
     <w:p>
@@ -1055,7 +1055,7 @@
         <w:pStyle w:val="ListBullet"/>
       </w:pPr>
       <w:r>
-        <w:t>Formulaire de signalement utilisateur</w:t>
+        <w:t>Carte géographique interactive des zones touchées</w:t>
       </w:r>
     </w:p>
     <w:p>
@@ -1063,7 +1063,15 @@
         <w:pStyle w:val="ListBullet"/>
       </w:pPr>
       <w:r>
-        <w:t>Extraction PDF et OCR (disponible)</w:t>
+        <w:t>Page de qualité des données</w:t>
+      </w:r>
+    </w:p>
+    <w:p>
+      <w:pPr>
+        <w:pStyle w:val="ListBullet"/>
+      </w:pPr>
+      <w:r>
+        <w:t>Page de traçabilité des sources</w:t>
       </w:r>
     </w:p>
     <w:p>
@@ -1115,55 +1123,6 @@
     </w:p>
     <w:p>
       <w:pPr>
-        <w:pStyle w:val="Heading4"/>
-        <w:jc w:val="left"/>
-      </w:pPr>
-      <w:r>
-        <w:t>6.3.2 Tableau de bord</w:t>
-      </w:r>
-    </w:p>
-    <w:p>
-      <w:pPr>
-        <w:pStyle w:val="ListBullet"/>
-      </w:pPr>
-      <w:r>
-        <w:t>Dashboard principal avec KPIs et graphiques</w:t>
-      </w:r>
-    </w:p>
-    <w:p>
-      <w:pPr>
-        <w:pStyle w:val="ListBullet"/>
-      </w:pPr>
-      <w:r>
-        <w:t>Suivi temps réel par région et zone</w:t>
-      </w:r>
-    </w:p>
-    <w:p>
-      <w:pPr>
-        <w:pStyle w:val="ListBullet"/>
-      </w:pPr>
-      <w:r>
-        <w:t>Carte géographique interactive des zones touchées</w:t>
-      </w:r>
-    </w:p>
-    <w:p>
-      <w:pPr>
-        <w:pStyle w:val="ListBullet"/>
-      </w:pPr>
-      <w:r>
-        <w:t>Page de qualité des données</w:t>
-      </w:r>
-    </w:p>
-    <w:p>
-      <w:pPr>
-        <w:pStyle w:val="ListBullet"/>
-      </w:pPr>
-      <w:r>
-        <w:t>Page de traçabilité des sources</w:t>
-      </w:r>
-    </w:p>
-    <w:p>
-      <w:pPr>
         <w:jc w:val="center"/>
       </w:pPr>
       <w:r>
@@ -1319,101 +1278,7 @@
               <a:graphicData uri="http://schemas.openxmlformats.org/drawingml/2006/picture">
                 <pic:pic>
                   <pic:nvPicPr>
-                    <pic:cNvPr id="0" name="01_tableau_bord_coupures.png"/>
-                    <pic:cNvPicPr/>
-                  </pic:nvPicPr>
-                  <pic:blipFill>
-                    <a:blip r:embed="rId9"/>
-                    <a:stretch>
-                      <a:fillRect/>
-                    </a:stretch>
-                  </pic:blipFill>
-                  <pic:spPr>
-                    <a:xfrm>
-                      <a:off x="0" y="0"/>
-                      <a:ext cx="5486400" cy="2676716"/>
-                    </a:xfrm>
-                    <a:prstGeom prst="rect"/>
-                  </pic:spPr>
-                </pic:pic>
-              </a:graphicData>
-            </a:graphic>
-          </wp:inline>
-        </w:drawing>
-      </w:r>
-    </w:p>
-    <w:p>
-      <w:pPr>
-        <w:jc w:val="both"/>
-      </w:pPr>
-      <w:r>
-        <w:t>*Figure 15 : Répartition des coupures par source de données*</w:t>
-      </w:r>
-    </w:p>
-    <w:p>
-      <w:pPr>
-        <w:jc w:val="center"/>
-      </w:pPr>
-      <w:r>
-        <w:drawing>
-          <wp:inline xmlns:a="http://schemas.openxmlformats.org/drawingml/2006/main" xmlns:pic="http://schemas.openxmlformats.org/drawingml/2006/picture">
-            <wp:extent cx="5486400" cy="2676716"/>
-            <wp:docPr id="6" name="Picture 6"/>
-            <wp:cNvGraphicFramePr>
-              <a:graphicFrameLocks noChangeAspect="1"/>
-            </wp:cNvGraphicFramePr>
-            <a:graphic>
-              <a:graphicData uri="http://schemas.openxmlformats.org/drawingml/2006/picture">
-                <pic:pic>
-                  <pic:nvPicPr>
-                    <pic:cNvPr id="0" name="01_tableau_bord_coupures.png"/>
-                    <pic:cNvPicPr/>
-                  </pic:nvPicPr>
-                  <pic:blipFill>
-                    <a:blip r:embed="rId9"/>
-                    <a:stretch>
-                      <a:fillRect/>
-                    </a:stretch>
-                  </pic:blipFill>
-                  <pic:spPr>
-                    <a:xfrm>
-                      <a:off x="0" y="0"/>
-                      <a:ext cx="5486400" cy="2676716"/>
-                    </a:xfrm>
-                    <a:prstGeom prst="rect"/>
-                  </pic:spPr>
-                </pic:pic>
-              </a:graphicData>
-            </a:graphic>
-          </wp:inline>
-        </w:drawing>
-      </w:r>
-    </w:p>
-    <w:p>
-      <w:pPr>
-        <w:jc w:val="both"/>
-      </w:pPr>
-      <w:r>
-        <w:t>*Figure 16 : Répartition des coupures par statut*</w:t>
-      </w:r>
-    </w:p>
-    <w:p>
-      <w:pPr>
-        <w:jc w:val="center"/>
-      </w:pPr>
-      <w:r>
-        <w:drawing>
-          <wp:inline xmlns:a="http://schemas.openxmlformats.org/drawingml/2006/main" xmlns:pic="http://schemas.openxmlformats.org/drawingml/2006/picture">
-            <wp:extent cx="5486400" cy="2676716"/>
-            <wp:docPr id="7" name="Picture 7"/>
-            <wp:cNvGraphicFramePr>
-              <a:graphicFrameLocks noChangeAspect="1"/>
-            </wp:cNvGraphicFramePr>
-            <a:graphic>
-              <a:graphicData uri="http://schemas.openxmlformats.org/drawingml/2006/picture">
-                <pic:pic>
-                  <pic:nvPicPr>
-                    <pic:cNvPr id="0" name="07_recommandations_energetiques.png"/>
+                    <pic:cNvPr id="0" name="08_qualite_donnees.png"/>
                     <pic:cNvPicPr/>
                   </pic:nvPicPr>
                   <pic:blipFill>
@@ -1441,7 +1306,7 @@
         <w:jc w:val="both"/>
       </w:pPr>
       <w:r>
-        <w:t>*Figure 17 : Recommandations énergétiques personnalisées*</w:t>
+        <w:t>*Figure 15 : Rapport sur la qualité des données*</w:t>
       </w:r>
     </w:p>
     <w:p>
@@ -1452,7 +1317,7 @@
         <w:drawing>
           <wp:inline xmlns:a="http://schemas.openxmlformats.org/drawingml/2006/main" xmlns:pic="http://schemas.openxmlformats.org/drawingml/2006/picture">
             <wp:extent cx="5486400" cy="2676716"/>
-            <wp:docPr id="8" name="Picture 8"/>
+            <wp:docPr id="6" name="Picture 6"/>
             <wp:cNvGraphicFramePr>
               <a:graphicFrameLocks noChangeAspect="1"/>
             </wp:cNvGraphicFramePr>
@@ -1460,7 +1325,7 @@
               <a:graphicData uri="http://schemas.openxmlformats.org/drawingml/2006/picture">
                 <pic:pic>
                   <pic:nvPicPr>
-                    <pic:cNvPr id="0" name="08_qualite_donnees.png"/>
+                    <pic:cNvPr id="0" name="09_tracabilite_sources.png"/>
                     <pic:cNvPicPr/>
                   </pic:nvPicPr>
                   <pic:blipFill>
@@ -1488,7 +1353,56 @@
         <w:jc w:val="both"/>
       </w:pPr>
       <w:r>
-        <w:t>*Figure 18 : Rapport sur la qualité des données*</w:t>
+        <w:t>*Figure 16 : Traçabilité des sources de données*</w:t>
+      </w:r>
+    </w:p>
+    <w:p>
+      <w:pPr>
+        <w:pStyle w:val="Heading4"/>
+        <w:jc w:val="left"/>
+      </w:pPr>
+      <w:r>
+        <w:t>6.3.3 Machine Learning</w:t>
+      </w:r>
+    </w:p>
+    <w:p>
+      <w:pPr>
+        <w:pStyle w:val="ListBullet"/>
+      </w:pPr>
+      <w:r>
+        <w:t>Modèle Random Forest pour la prédiction de durée</w:t>
+      </w:r>
+    </w:p>
+    <w:p>
+      <w:pPr>
+        <w:pStyle w:val="ListBullet"/>
+      </w:pPr>
+      <w:r>
+        <w:t>Classification des coupures (courte/moyenne/longue)</w:t>
+      </w:r>
+    </w:p>
+    <w:p>
+      <w:pPr>
+        <w:pStyle w:val="ListBullet"/>
+      </w:pPr>
+      <w:r>
+        <w:t>Interface de prédiction interactive</w:t>
+      </w:r>
+    </w:p>
+    <w:p>
+      <w:pPr>
+        <w:pStyle w:val="ListBullet"/>
+      </w:pPr>
+      <w:r>
+        <w:t>Fiche modèle générée automatiquement</w:t>
+      </w:r>
+    </w:p>
+    <w:p>
+      <w:pPr>
+        <w:pStyle w:val="ListBullet"/>
+      </w:pPr>
+      <w:r>
+        <w:t>Analyse des erreurs de prédiction</w:t>
       </w:r>
     </w:p>
     <w:p>
@@ -1499,7 +1413,7 @@
         <w:drawing>
           <wp:inline xmlns:a="http://schemas.openxmlformats.org/drawingml/2006/main" xmlns:pic="http://schemas.openxmlformats.org/drawingml/2006/picture">
             <wp:extent cx="5486400" cy="2676716"/>
-            <wp:docPr id="9" name="Picture 9"/>
+            <wp:docPr id="7" name="Picture 7"/>
             <wp:cNvGraphicFramePr>
               <a:graphicFrameLocks noChangeAspect="1"/>
             </wp:cNvGraphicFramePr>
@@ -1507,7 +1421,7 @@
               <a:graphicData uri="http://schemas.openxmlformats.org/drawingml/2006/picture">
                 <pic:pic>
                   <pic:nvPicPr>
-                    <pic:cNvPr id="0" name="09_tracabilite_sources.png"/>
+                    <pic:cNvPr id="0" name="11_modele_predictif_ml.png"/>
                     <pic:cNvPicPr/>
                   </pic:nvPicPr>
                   <pic:blipFill>
@@ -1535,7 +1449,7 @@
         <w:jc w:val="both"/>
       </w:pPr>
       <w:r>
-        <w:t>*Figure 19 : Traçabilité des sources de données*</w:t>
+        <w:t>*Figure 21 : Page du modèle prédictif ML avec métriques d'entraînement*</w:t>
       </w:r>
     </w:p>
     <w:p>
@@ -1546,7 +1460,7 @@
         <w:drawing>
           <wp:inline xmlns:a="http://schemas.openxmlformats.org/drawingml/2006/main" xmlns:pic="http://schemas.openxmlformats.org/drawingml/2006/picture">
             <wp:extent cx="5486400" cy="2676716"/>
-            <wp:docPr id="10" name="Picture 10"/>
+            <wp:docPr id="8" name="Picture 8"/>
             <wp:cNvGraphicFramePr>
               <a:graphicFrameLocks noChangeAspect="1"/>
             </wp:cNvGraphicFramePr>
@@ -1554,7 +1468,7 @@
               <a:graphicData uri="http://schemas.openxmlformats.org/drawingml/2006/picture">
                 <pic:pic>
                   <pic:nvPicPr>
-                    <pic:cNvPr id="0" name="10_zones_cartographiees.png"/>
+                    <pic:cNvPr id="0" name="12_fiche_modele.png"/>
                     <pic:cNvPicPr/>
                   </pic:nvPicPr>
                   <pic:blipFill>
@@ -1582,56 +1496,7 @@
         <w:jc w:val="both"/>
       </w:pPr>
       <w:r>
-        <w:t>*Figure 20 : Zones cartographiées et journal d'exécution*</w:t>
-      </w:r>
-    </w:p>
-    <w:p>
-      <w:pPr>
-        <w:pStyle w:val="Heading4"/>
-        <w:jc w:val="left"/>
-      </w:pPr>
-      <w:r>
-        <w:t>6.3.3 Machine Learning</w:t>
-      </w:r>
-    </w:p>
-    <w:p>
-      <w:pPr>
-        <w:pStyle w:val="ListBullet"/>
-      </w:pPr>
-      <w:r>
-        <w:t>Modèle Random Forest pour la prédiction de durée</w:t>
-      </w:r>
-    </w:p>
-    <w:p>
-      <w:pPr>
-        <w:pStyle w:val="ListBullet"/>
-      </w:pPr>
-      <w:r>
-        <w:t>Classification des coupures (courte/moyenne/longue)</w:t>
-      </w:r>
-    </w:p>
-    <w:p>
-      <w:pPr>
-        <w:pStyle w:val="ListBullet"/>
-      </w:pPr>
-      <w:r>
-        <w:t>Interface de prédiction interactive</w:t>
-      </w:r>
-    </w:p>
-    <w:p>
-      <w:pPr>
-        <w:pStyle w:val="ListBullet"/>
-      </w:pPr>
-      <w:r>
-        <w:t>Fiche modèle générée automatiquement</w:t>
-      </w:r>
-    </w:p>
-    <w:p>
-      <w:pPr>
-        <w:pStyle w:val="ListBullet"/>
-      </w:pPr>
-      <w:r>
-        <w:t>Analyse des erreurs de prédiction</w:t>
+        <w:t>*Figure 22 : Fiche technique du modèle ML*</w:t>
       </w:r>
     </w:p>
     <w:p>
@@ -1642,7 +1507,7 @@
         <w:drawing>
           <wp:inline xmlns:a="http://schemas.openxmlformats.org/drawingml/2006/main" xmlns:pic="http://schemas.openxmlformats.org/drawingml/2006/picture">
             <wp:extent cx="5486400" cy="2676716"/>
-            <wp:docPr id="11" name="Picture 11"/>
+            <wp:docPr id="9" name="Picture 9"/>
             <wp:cNvGraphicFramePr>
               <a:graphicFrameLocks noChangeAspect="1"/>
             </wp:cNvGraphicFramePr>
@@ -1650,7 +1515,7 @@
               <a:graphicData uri="http://schemas.openxmlformats.org/drawingml/2006/picture">
                 <pic:pic>
                   <pic:nvPicPr>
-                    <pic:cNvPr id="0" name="11_modele_predictif_ml.png"/>
+                    <pic:cNvPr id="0" name="13_erreurs_modele.png"/>
                     <pic:cNvPicPr/>
                   </pic:nvPicPr>
                   <pic:blipFill>
@@ -1678,7 +1543,7 @@
         <w:jc w:val="both"/>
       </w:pPr>
       <w:r>
-        <w:t>*Figure 21 : Page du modèle prédictif ML avec métriques d'entraînement*</w:t>
+        <w:t>*Figure 23 : Analyse des erreurs de prédiction du modèle*</w:t>
       </w:r>
     </w:p>
     <w:p>
@@ -1689,7 +1554,7 @@
         <w:drawing>
           <wp:inline xmlns:a="http://schemas.openxmlformats.org/drawingml/2006/main" xmlns:pic="http://schemas.openxmlformats.org/drawingml/2006/picture">
             <wp:extent cx="5486400" cy="2676716"/>
-            <wp:docPr id="12" name="Picture 12"/>
+            <wp:docPr id="10" name="Picture 10"/>
             <wp:cNvGraphicFramePr>
               <a:graphicFrameLocks noChangeAspect="1"/>
             </wp:cNvGraphicFramePr>
@@ -1697,7 +1562,7 @@
               <a:graphicData uri="http://schemas.openxmlformats.org/drawingml/2006/picture">
                 <pic:pic>
                   <pic:nvPicPr>
-                    <pic:cNvPr id="0" name="12_fiche_modele.png"/>
+                    <pic:cNvPr id="0" name="14_prediction_duree_avant.png"/>
                     <pic:cNvPicPr/>
                   </pic:nvPicPr>
                   <pic:blipFill>
@@ -1725,7 +1590,7 @@
         <w:jc w:val="both"/>
       </w:pPr>
       <w:r>
-        <w:t>*Figure 22 : Fiche technique du modèle ML*</w:t>
+        <w:t>*Figure 24 : Interface de prédiction vide*</w:t>
       </w:r>
     </w:p>
     <w:p>
@@ -1736,7 +1601,7 @@
         <w:drawing>
           <wp:inline xmlns:a="http://schemas.openxmlformats.org/drawingml/2006/main" xmlns:pic="http://schemas.openxmlformats.org/drawingml/2006/picture">
             <wp:extent cx="5486400" cy="2676716"/>
-            <wp:docPr id="13" name="Picture 13"/>
+            <wp:docPr id="11" name="Picture 11"/>
             <wp:cNvGraphicFramePr>
               <a:graphicFrameLocks noChangeAspect="1"/>
             </wp:cNvGraphicFramePr>
@@ -1744,7 +1609,7 @@
               <a:graphicData uri="http://schemas.openxmlformats.org/drawingml/2006/picture">
                 <pic:pic>
                   <pic:nvPicPr>
-                    <pic:cNvPr id="0" name="13_erreurs_modele.png"/>
+                    <pic:cNvPr id="0" name="15_prediction_duree_apres.png"/>
                     <pic:cNvPicPr/>
                   </pic:nvPicPr>
                   <pic:blipFill>
@@ -1772,100 +1637,6 @@
         <w:jc w:val="both"/>
       </w:pPr>
       <w:r>
-        <w:t>*Figure 23 : Analyse des erreurs de prédiction du modèle*</w:t>
-      </w:r>
-    </w:p>
-    <w:p>
-      <w:pPr>
-        <w:jc w:val="center"/>
-      </w:pPr>
-      <w:r>
-        <w:drawing>
-          <wp:inline xmlns:a="http://schemas.openxmlformats.org/drawingml/2006/main" xmlns:pic="http://schemas.openxmlformats.org/drawingml/2006/picture">
-            <wp:extent cx="5486400" cy="2676716"/>
-            <wp:docPr id="14" name="Picture 14"/>
-            <wp:cNvGraphicFramePr>
-              <a:graphicFrameLocks noChangeAspect="1"/>
-            </wp:cNvGraphicFramePr>
-            <a:graphic>
-              <a:graphicData uri="http://schemas.openxmlformats.org/drawingml/2006/picture">
-                <pic:pic>
-                  <pic:nvPicPr>
-                    <pic:cNvPr id="0" name="14_prediction_duree_avant.png"/>
-                    <pic:cNvPicPr/>
-                  </pic:nvPicPr>
-                  <pic:blipFill>
-                    <a:blip r:embed="rId20"/>
-                    <a:stretch>
-                      <a:fillRect/>
-                    </a:stretch>
-                  </pic:blipFill>
-                  <pic:spPr>
-                    <a:xfrm>
-                      <a:off x="0" y="0"/>
-                      <a:ext cx="5486400" cy="2676716"/>
-                    </a:xfrm>
-                    <a:prstGeom prst="rect"/>
-                  </pic:spPr>
-                </pic:pic>
-              </a:graphicData>
-            </a:graphic>
-          </wp:inline>
-        </w:drawing>
-      </w:r>
-    </w:p>
-    <w:p>
-      <w:pPr>
-        <w:jc w:val="both"/>
-      </w:pPr>
-      <w:r>
-        <w:t>*Figure 24 : Interface de prédiction vide*</w:t>
-      </w:r>
-    </w:p>
-    <w:p>
-      <w:pPr>
-        <w:jc w:val="center"/>
-      </w:pPr>
-      <w:r>
-        <w:drawing>
-          <wp:inline xmlns:a="http://schemas.openxmlformats.org/drawingml/2006/main" xmlns:pic="http://schemas.openxmlformats.org/drawingml/2006/picture">
-            <wp:extent cx="5486400" cy="2676716"/>
-            <wp:docPr id="15" name="Picture 15"/>
-            <wp:cNvGraphicFramePr>
-              <a:graphicFrameLocks noChangeAspect="1"/>
-            </wp:cNvGraphicFramePr>
-            <a:graphic>
-              <a:graphicData uri="http://schemas.openxmlformats.org/drawingml/2006/picture">
-                <pic:pic>
-                  <pic:nvPicPr>
-                    <pic:cNvPr id="0" name="15_prediction_duree_apres.png"/>
-                    <pic:cNvPicPr/>
-                  </pic:nvPicPr>
-                  <pic:blipFill>
-                    <a:blip r:embed="rId21"/>
-                    <a:stretch>
-                      <a:fillRect/>
-                    </a:stretch>
-                  </pic:blipFill>
-                  <pic:spPr>
-                    <a:xfrm>
-                      <a:off x="0" y="0"/>
-                      <a:ext cx="5486400" cy="2676716"/>
-                    </a:xfrm>
-                    <a:prstGeom prst="rect"/>
-                  </pic:spPr>
-                </pic:pic>
-              </a:graphicData>
-            </a:graphic>
-          </wp:inline>
-        </w:drawing>
-      </w:r>
-    </w:p>
-    <w:p>
-      <w:pPr>
-        <w:jc w:val="both"/>
-      </w:pPr>
-      <w:r>
         <w:t>*Figure 25 : Exemple de prédiction de durée*</w:t>
       </w:r>
     </w:p>
@@ -1973,251 +1744,7 @@
         <w:jc w:val="left"/>
       </w:pPr>
       <w:r>
-        <w:t>6.3.6 Détails et démonstration de l'interface</w:t>
-      </w:r>
-    </w:p>
-    <w:p>
-      <w:pPr>
-        <w:jc w:val="center"/>
-      </w:pPr>
-      <w:r>
-        <w:drawing>
-          <wp:inline xmlns:a="http://schemas.openxmlformats.org/drawingml/2006/main" xmlns:pic="http://schemas.openxmlformats.org/drawingml/2006/picture">
-            <wp:extent cx="5486400" cy="2676716"/>
-            <wp:docPr id="16" name="Picture 16"/>
-            <wp:cNvGraphicFramePr>
-              <a:graphicFrameLocks noChangeAspect="1"/>
-            </wp:cNvGraphicFramePr>
-            <a:graphic>
-              <a:graphicData uri="http://schemas.openxmlformats.org/drawingml/2006/picture">
-                <pic:pic>
-                  <pic:nvPicPr>
-                    <pic:cNvPr id="0" name="01_tableau_bord_coupures.png"/>
-                    <pic:cNvPicPr/>
-                  </pic:nvPicPr>
-                  <pic:blipFill>
-                    <a:blip r:embed="rId9"/>
-                    <a:stretch>
-                      <a:fillRect/>
-                    </a:stretch>
-                  </pic:blipFill>
-                  <pic:spPr>
-                    <a:xfrm>
-                      <a:off x="0" y="0"/>
-                      <a:ext cx="5486400" cy="2676716"/>
-                    </a:xfrm>
-                    <a:prstGeom prst="rect"/>
-                  </pic:spPr>
-                </pic:pic>
-              </a:graphicData>
-            </a:graphic>
-          </wp:inline>
-        </w:drawing>
-      </w:r>
-    </w:p>
-    <w:p>
-      <w:pPr>
-        <w:jc w:val="both"/>
-      </w:pPr>
-      <w:r>
-        <w:t>*Figure 26 : Navigation et menu de l'application*</w:t>
-      </w:r>
-    </w:p>
-    <w:p>
-      <w:pPr>
-        <w:jc w:val="center"/>
-      </w:pPr>
-      <w:r>
-        <w:drawing>
-          <wp:inline xmlns:a="http://schemas.openxmlformats.org/drawingml/2006/main" xmlns:pic="http://schemas.openxmlformats.org/drawingml/2006/picture">
-            <wp:extent cx="5486400" cy="2676716"/>
-            <wp:docPr id="17" name="Picture 17"/>
-            <wp:cNvGraphicFramePr>
-              <a:graphicFrameLocks noChangeAspect="1"/>
-            </wp:cNvGraphicFramePr>
-            <a:graphic>
-              <a:graphicData uri="http://schemas.openxmlformats.org/drawingml/2006/picture">
-                <pic:pic>
-                  <pic:nvPicPr>
-                    <pic:cNvPr id="0" name="01_tableau_bord_coupures.png"/>
-                    <pic:cNvPicPr/>
-                  </pic:nvPicPr>
-                  <pic:blipFill>
-                    <a:blip r:embed="rId9"/>
-                    <a:stretch>
-                      <a:fillRect/>
-                    </a:stretch>
-                  </pic:blipFill>
-                  <pic:spPr>
-                    <a:xfrm>
-                      <a:off x="0" y="0"/>
-                      <a:ext cx="5486400" cy="2676716"/>
-                    </a:xfrm>
-                    <a:prstGeom prst="rect"/>
-                  </pic:spPr>
-                </pic:pic>
-              </a:graphicData>
-            </a:graphic>
-          </wp:inline>
-        </w:drawing>
-      </w:r>
-    </w:p>
-    <w:p>
-      <w:pPr>
-        <w:jc w:val="both"/>
-      </w:pPr>
-      <w:r>
-        <w:t>*Figure 27 : Zoom sur les indicateurs clés de performance (KPIs)*</w:t>
-      </w:r>
-    </w:p>
-    <w:p>
-      <w:pPr>
-        <w:jc w:val="center"/>
-      </w:pPr>
-      <w:r>
-        <w:drawing>
-          <wp:inline xmlns:a="http://schemas.openxmlformats.org/drawingml/2006/main" xmlns:pic="http://schemas.openxmlformats.org/drawingml/2006/picture">
-            <wp:extent cx="5486400" cy="2676716"/>
-            <wp:docPr id="18" name="Picture 18"/>
-            <wp:cNvGraphicFramePr>
-              <a:graphicFrameLocks noChangeAspect="1"/>
-            </wp:cNvGraphicFramePr>
-            <a:graphic>
-              <a:graphicData uri="http://schemas.openxmlformats.org/drawingml/2006/picture">
-                <pic:pic>
-                  <pic:nvPicPr>
-                    <pic:cNvPr id="0" name="01_tableau_bord_coupures.png"/>
-                    <pic:cNvPicPr/>
-                  </pic:nvPicPr>
-                  <pic:blipFill>
-                    <a:blip r:embed="rId9"/>
-                    <a:stretch>
-                      <a:fillRect/>
-                    </a:stretch>
-                  </pic:blipFill>
-                  <pic:spPr>
-                    <a:xfrm>
-                      <a:off x="0" y="0"/>
-                      <a:ext cx="5486400" cy="2676716"/>
-                    </a:xfrm>
-                    <a:prstGeom prst="rect"/>
-                  </pic:spPr>
-                </pic:pic>
-              </a:graphicData>
-            </a:graphic>
-          </wp:inline>
-        </w:drawing>
-      </w:r>
-    </w:p>
-    <w:p>
-      <w:pPr>
-        <w:jc w:val="both"/>
-      </w:pPr>
-      <w:r>
-        <w:t>*Figure 28 : Zoom sur les visualisations du dashboard*</w:t>
-      </w:r>
-    </w:p>
-    <w:p>
-      <w:pPr>
-        <w:jc w:val="center"/>
-      </w:pPr>
-      <w:r>
-        <w:drawing>
-          <wp:inline xmlns:a="http://schemas.openxmlformats.org/drawingml/2006/main" xmlns:pic="http://schemas.openxmlformats.org/drawingml/2006/picture">
-            <wp:extent cx="5486400" cy="2676716"/>
-            <wp:docPr id="19" name="Picture 19"/>
-            <wp:cNvGraphicFramePr>
-              <a:graphicFrameLocks noChangeAspect="1"/>
-            </wp:cNvGraphicFramePr>
-            <a:graphic>
-              <a:graphicData uri="http://schemas.openxmlformats.org/drawingml/2006/picture">
-                <pic:pic>
-                  <pic:nvPicPr>
-                    <pic:cNvPr id="0" name="02_coupures_par_region.png"/>
-                    <pic:cNvPicPr/>
-                  </pic:nvPicPr>
-                  <pic:blipFill>
-                    <a:blip r:embed="rId10"/>
-                    <a:stretch>
-                      <a:fillRect/>
-                    </a:stretch>
-                  </pic:blipFill>
-                  <pic:spPr>
-                    <a:xfrm>
-                      <a:off x="0" y="0"/>
-                      <a:ext cx="5486400" cy="2676716"/>
-                    </a:xfrm>
-                    <a:prstGeom prst="rect"/>
-                  </pic:spPr>
-                </pic:pic>
-              </a:graphicData>
-            </a:graphic>
-          </wp:inline>
-        </w:drawing>
-      </w:r>
-    </w:p>
-    <w:p>
-      <w:pPr>
-        <w:jc w:val="both"/>
-      </w:pPr>
-      <w:r>
-        <w:t>*Figure 29 : Section des coupures actives en cours*</w:t>
-      </w:r>
-    </w:p>
-    <w:p>
-      <w:pPr>
-        <w:jc w:val="center"/>
-      </w:pPr>
-      <w:r>
-        <w:drawing>
-          <wp:inline xmlns:a="http://schemas.openxmlformats.org/drawingml/2006/main" xmlns:pic="http://schemas.openxmlformats.org/drawingml/2006/picture">
-            <wp:extent cx="5486400" cy="2676716"/>
-            <wp:docPr id="20" name="Picture 20"/>
-            <wp:cNvGraphicFramePr>
-              <a:graphicFrameLocks noChangeAspect="1"/>
-            </wp:cNvGraphicFramePr>
-            <a:graphic>
-              <a:graphicData uri="http://schemas.openxmlformats.org/drawingml/2006/picture">
-                <pic:pic>
-                  <pic:nvPicPr>
-                    <pic:cNvPr id="0" name="01_tableau_bord_coupures.png"/>
-                    <pic:cNvPicPr/>
-                  </pic:nvPicPr>
-                  <pic:blipFill>
-                    <a:blip r:embed="rId9"/>
-                    <a:stretch>
-                      <a:fillRect/>
-                    </a:stretch>
-                  </pic:blipFill>
-                  <pic:spPr>
-                    <a:xfrm>
-                      <a:off x="0" y="0"/>
-                      <a:ext cx="5486400" cy="2676716"/>
-                    </a:xfrm>
-                    <a:prstGeom prst="rect"/>
-                  </pic:spPr>
-                </pic:pic>
-              </a:graphicData>
-            </a:graphic>
-          </wp:inline>
-        </w:drawing>
-      </w:r>
-    </w:p>
-    <w:p>
-      <w:pPr>
-        <w:jc w:val="both"/>
-      </w:pPr>
-      <w:r>
-        <w:t>*Figure 30 : Vue d'ensemble complète de l'interface*</w:t>
-      </w:r>
-    </w:p>
-    <w:p>
-      <w:pPr>
-        <w:pStyle w:val="Heading3"/>
-        <w:jc w:val="left"/>
-      </w:pPr>
-      <w:r>
-        <w:t>6.3.7 Scripts et code source</w:t>
+        <w:t>6.3.6 Scripts et code source</w:t>
       </w:r>
     </w:p>
     <w:p>
@@ -2228,7 +1755,7 @@
         <w:drawing>
           <wp:inline xmlns:a="http://schemas.openxmlformats.org/drawingml/2006/main" xmlns:pic="http://schemas.openxmlformats.org/drawingml/2006/picture">
             <wp:extent cx="5486400" cy="4994947"/>
-            <wp:docPr id="21" name="Picture 21"/>
+            <wp:docPr id="12" name="Picture 12"/>
             <wp:cNvGraphicFramePr>
               <a:graphicFrameLocks noChangeAspect="1"/>
             </wp:cNvGraphicFramePr>
@@ -2240,7 +1767,7 @@
                     <pic:cNvPicPr/>
                   </pic:nvPicPr>
                   <pic:blipFill>
-                    <a:blip r:embed="rId22"/>
+                    <a:blip r:embed="rId20"/>
                     <a:stretch>
                       <a:fillRect/>
                     </a:stretch>
@@ -2264,7 +1791,7 @@
         <w:jc w:val="both"/>
       </w:pPr>
       <w:r>
-        <w:t>*Figure 31 : Code source de l'application Flask principale*</w:t>
+        <w:t>*Figure 17 : Code source de l'application Flask principale*</w:t>
       </w:r>
     </w:p>
     <w:p>
@@ -2275,7 +1802,7 @@
         <w:drawing>
           <wp:inline xmlns:a="http://schemas.openxmlformats.org/drawingml/2006/main" xmlns:pic="http://schemas.openxmlformats.org/drawingml/2006/picture">
             <wp:extent cx="5486400" cy="2695903"/>
-            <wp:docPr id="22" name="Picture 22"/>
+            <wp:docPr id="13" name="Picture 13"/>
             <wp:cNvGraphicFramePr>
               <a:graphicFrameLocks noChangeAspect="1"/>
             </wp:cNvGraphicFramePr>
@@ -2287,7 +1814,7 @@
                     <pic:cNvPicPr/>
                   </pic:nvPicPr>
                   <pic:blipFill>
-                    <a:blip r:embed="rId23"/>
+                    <a:blip r:embed="rId21"/>
                     <a:stretch>
                       <a:fillRect/>
                     </a:stretch>
@@ -2311,7 +1838,7 @@
         <w:jc w:val="both"/>
       </w:pPr>
       <w:r>
-        <w:t>*Figure 32 : Script de scraping web des médias*</w:t>
+        <w:t>*Figure 18 : Script de scraping web des médias*</w:t>
       </w:r>
     </w:p>
     <w:p>
@@ -2322,7 +1849,7 @@
         <w:drawing>
           <wp:inline xmlns:a="http://schemas.openxmlformats.org/drawingml/2006/main" xmlns:pic="http://schemas.openxmlformats.org/drawingml/2006/picture">
             <wp:extent cx="5486400" cy="1073426"/>
-            <wp:docPr id="23" name="Picture 23"/>
+            <wp:docPr id="14" name="Picture 14"/>
             <wp:cNvGraphicFramePr>
               <a:graphicFrameLocks noChangeAspect="1"/>
             </wp:cNvGraphicFramePr>
@@ -2334,7 +1861,7 @@
                     <pic:cNvPicPr/>
                   </pic:nvPicPr>
                   <pic:blipFill>
-                    <a:blip r:embed="rId24"/>
+                    <a:blip r:embed="rId22"/>
                     <a:stretch>
                       <a:fillRect/>
                     </a:stretch>
@@ -2358,7 +1885,7 @@
         <w:jc w:val="both"/>
       </w:pPr>
       <w:r>
-        <w:t>*Figure 33 : Script de nettoyage des données*</w:t>
+        <w:t>*Figure 19 : Script de nettoyage des données*</w:t>
       </w:r>
     </w:p>
     <w:p>
@@ -2369,7 +1896,7 @@
         <w:drawing>
           <wp:inline xmlns:a="http://schemas.openxmlformats.org/drawingml/2006/main" xmlns:pic="http://schemas.openxmlformats.org/drawingml/2006/picture">
             <wp:extent cx="5486400" cy="3059930"/>
-            <wp:docPr id="24" name="Picture 24"/>
+            <wp:docPr id="15" name="Picture 15"/>
             <wp:cNvGraphicFramePr>
               <a:graphicFrameLocks noChangeAspect="1"/>
             </wp:cNvGraphicFramePr>
@@ -2381,7 +1908,7 @@
                     <pic:cNvPicPr/>
                   </pic:nvPicPr>
                   <pic:blipFill>
-                    <a:blip r:embed="rId25"/>
+                    <a:blip r:embed="rId23"/>
                     <a:stretch>
                       <a:fillRect/>
                     </a:stretch>
@@ -2405,7 +1932,7 @@
         <w:jc w:val="both"/>
       </w:pPr>
       <w:r>
-        <w:t>*Figure 34 : Script d'entraînement du modèle ML*</w:t>
+        <w:t>*Figure 20 : Script d'entraînement du modèle ML*</w:t>
       </w:r>
     </w:p>
     <w:p>
@@ -2416,7 +1943,7 @@
         <w:drawing>
           <wp:inline xmlns:a="http://schemas.openxmlformats.org/drawingml/2006/main" xmlns:pic="http://schemas.openxmlformats.org/drawingml/2006/picture">
             <wp:extent cx="5486400" cy="7977673"/>
-            <wp:docPr id="25" name="Picture 25"/>
+            <wp:docPr id="16" name="Picture 16"/>
             <wp:cNvGraphicFramePr>
               <a:graphicFrameLocks noChangeAspect="1"/>
             </wp:cNvGraphicFramePr>
@@ -2428,7 +1955,7 @@
                     <pic:cNvPicPr/>
                   </pic:nvPicPr>
                   <pic:blipFill>
-                    <a:blip r:embed="rId26"/>
+                    <a:blip r:embed="rId24"/>
                     <a:stretch>
                       <a:fillRect/>
                     </a:stretch>
@@ -2452,7 +1979,7 @@
         <w:jc w:val="both"/>
       </w:pPr>
       <w:r>
-        <w:t>*Figure 35 : Schéma de base de données PostgreSQL*</w:t>
+        <w:t>*Figure 21 : Schéma de base de données PostgreSQL*</w:t>
       </w:r>
     </w:p>
     <w:p>
@@ -2732,7 +2259,7 @@
         <w:drawing>
           <wp:inline xmlns:a="http://schemas.openxmlformats.org/drawingml/2006/main" xmlns:pic="http://schemas.openxmlformats.org/drawingml/2006/picture">
             <wp:extent cx="5486400" cy="2711669"/>
-            <wp:docPr id="26" name="Picture 26"/>
+            <wp:docPr id="17" name="Picture 17"/>
             <wp:cNvGraphicFramePr>
               <a:graphicFrameLocks noChangeAspect="1"/>
             </wp:cNvGraphicFramePr>
@@ -2744,7 +2271,7 @@
                     <pic:cNvPicPr/>
                   </pic:nvPicPr>
                   <pic:blipFill>
-                    <a:blip r:embed="rId27"/>
+                    <a:blip r:embed="rId25"/>
                     <a:stretch>
                       <a:fillRect/>
                     </a:stretch>
@@ -2768,7 +2295,7 @@
         <w:jc w:val="both"/>
       </w:pPr>
       <w:r>
-        <w:t>*Figure 1 : Durée moyenne des coupures par région administrative*</w:t>
+        <w:t>*Figure 22 : Durée moyenne des coupures par région administrative*</w:t>
       </w:r>
     </w:p>
     <w:p>
@@ -2779,7 +2306,7 @@
         <w:drawing>
           <wp:inline xmlns:a="http://schemas.openxmlformats.org/drawingml/2006/main" xmlns:pic="http://schemas.openxmlformats.org/drawingml/2006/picture">
             <wp:extent cx="5486400" cy="2720109"/>
-            <wp:docPr id="27" name="Picture 27"/>
+            <wp:docPr id="18" name="Picture 18"/>
             <wp:cNvGraphicFramePr>
               <a:graphicFrameLocks noChangeAspect="1"/>
             </wp:cNvGraphicFramePr>
@@ -2791,7 +2318,7 @@
                     <pic:cNvPicPr/>
                   </pic:nvPicPr>
                   <pic:blipFill>
-                    <a:blip r:embed="rId28"/>
+                    <a:blip r:embed="rId26"/>
                     <a:stretch>
                       <a:fillRect/>
                     </a:stretch>
@@ -2815,7 +2342,7 @@
         <w:jc w:val="both"/>
       </w:pPr>
       <w:r>
-        <w:t>*Figure 2 : Distribution des durées de coupures avec moyenne et médiane*</w:t>
+        <w:t>*Figure 23 : Distribution des durées de coupures avec moyenne et médiane*</w:t>
       </w:r>
     </w:p>
     <w:p>
@@ -2826,7 +2353,7 @@
         <w:drawing>
           <wp:inline xmlns:a="http://schemas.openxmlformats.org/drawingml/2006/main" xmlns:pic="http://schemas.openxmlformats.org/drawingml/2006/picture">
             <wp:extent cx="5486400" cy="3271130"/>
-            <wp:docPr id="28" name="Picture 28"/>
+            <wp:docPr id="19" name="Picture 19"/>
             <wp:cNvGraphicFramePr>
               <a:graphicFrameLocks noChangeAspect="1"/>
             </wp:cNvGraphicFramePr>
@@ -2838,7 +2365,7 @@
                     <pic:cNvPicPr/>
                   </pic:nvPicPr>
                   <pic:blipFill>
-                    <a:blip r:embed="rId29"/>
+                    <a:blip r:embed="rId27"/>
                     <a:stretch>
                       <a:fillRect/>
                     </a:stretch>
@@ -2862,7 +2389,7 @@
         <w:jc w:val="both"/>
       </w:pPr>
       <w:r>
-        <w:t>*Figure 3 : Répartition des coupures selon les jours de la semaine*</w:t>
+        <w:t>*Figure 24 : Répartition des coupures selon les jours de la semaine*</w:t>
       </w:r>
     </w:p>
     <w:p>
@@ -2873,7 +2400,7 @@
         <w:drawing>
           <wp:inline xmlns:a="http://schemas.openxmlformats.org/drawingml/2006/main" xmlns:pic="http://schemas.openxmlformats.org/drawingml/2006/picture">
             <wp:extent cx="5486400" cy="3263733"/>
-            <wp:docPr id="29" name="Picture 29"/>
+            <wp:docPr id="20" name="Picture 20"/>
             <wp:cNvGraphicFramePr>
               <a:graphicFrameLocks noChangeAspect="1"/>
             </wp:cNvGraphicFramePr>
@@ -2885,7 +2412,7 @@
                     <pic:cNvPicPr/>
                   </pic:nvPicPr>
                   <pic:blipFill>
-                    <a:blip r:embed="rId30"/>
+                    <a:blip r:embed="rId28"/>
                     <a:stretch>
                       <a:fillRect/>
                     </a:stretch>
@@ -2909,7 +2436,7 @@
         <w:jc w:val="both"/>
       </w:pPr>
       <w:r>
-        <w:t>*Figure 4 : Répartition selon les périodes de la journée*</w:t>
+        <w:t>*Figure 25 : Répartition selon les périodes de la journée*</w:t>
       </w:r>
     </w:p>
     <w:p>
@@ -2920,7 +2447,7 @@
         <w:drawing>
           <wp:inline xmlns:a="http://schemas.openxmlformats.org/drawingml/2006/main" xmlns:pic="http://schemas.openxmlformats.org/drawingml/2006/picture">
             <wp:extent cx="5486400" cy="2739329"/>
-            <wp:docPr id="30" name="Picture 30"/>
+            <wp:docPr id="21" name="Picture 21"/>
             <wp:cNvGraphicFramePr>
               <a:graphicFrameLocks noChangeAspect="1"/>
             </wp:cNvGraphicFramePr>
@@ -2932,7 +2459,7 @@
                     <pic:cNvPicPr/>
                   </pic:nvPicPr>
                   <pic:blipFill>
-                    <a:blip r:embed="rId31"/>
+                    <a:blip r:embed="rId29"/>
                     <a:stretch>
                       <a:fillRect/>
                     </a:stretch>
@@ -2956,7 +2483,7 @@
         <w:jc w:val="both"/>
       </w:pPr>
       <w:r>
-        <w:t>*Figure 5 : Top 10 des causes principales des coupures*</w:t>
+        <w:t>*Figure 26 : Top 10 des causes principales des coupures*</w:t>
       </w:r>
     </w:p>
     <w:p>
@@ -2967,7 +2494,7 @@
         <w:drawing>
           <wp:inline xmlns:a="http://schemas.openxmlformats.org/drawingml/2006/main" xmlns:pic="http://schemas.openxmlformats.org/drawingml/2006/picture">
             <wp:extent cx="5486400" cy="4567897"/>
-            <wp:docPr id="31" name="Picture 31"/>
+            <wp:docPr id="22" name="Picture 22"/>
             <wp:cNvGraphicFramePr>
               <a:graphicFrameLocks noChangeAspect="1"/>
             </wp:cNvGraphicFramePr>
@@ -2979,7 +2506,7 @@
                     <pic:cNvPicPr/>
                   </pic:nvPicPr>
                   <pic:blipFill>
-                    <a:blip r:embed="rId32"/>
+                    <a:blip r:embed="rId30"/>
                     <a:stretch>
                       <a:fillRect/>
                     </a:stretch>
@@ -3003,7 +2530,7 @@
         <w:jc w:val="both"/>
       </w:pPr>
       <w:r>
-        <w:t>*Figure 6 : Évolution du nombre de coupures et de la durée moyenne par année*</w:t>
+        <w:t>*Figure 27 : Évolution du nombre de coupures et de la durée moyenne par année*</w:t>
       </w:r>
     </w:p>
     <w:p>
@@ -3014,7 +2541,7 @@
         <w:drawing>
           <wp:inline xmlns:a="http://schemas.openxmlformats.org/drawingml/2006/main" xmlns:pic="http://schemas.openxmlformats.org/drawingml/2006/picture">
             <wp:extent cx="5486400" cy="2723165"/>
-            <wp:docPr id="32" name="Picture 32"/>
+            <wp:docPr id="23" name="Picture 23"/>
             <wp:cNvGraphicFramePr>
               <a:graphicFrameLocks noChangeAspect="1"/>
             </wp:cNvGraphicFramePr>
@@ -3026,7 +2553,7 @@
                     <pic:cNvPicPr/>
                   </pic:nvPicPr>
                   <pic:blipFill>
-                    <a:blip r:embed="rId33"/>
+                    <a:blip r:embed="rId31"/>
                     <a:stretch>
                       <a:fillRect/>
                     </a:stretch>
@@ -3050,7 +2577,7 @@
         <w:jc w:val="both"/>
       </w:pPr>
       <w:r>
-        <w:t>*Figure 7 : Les 10 villes les plus touchées par les coupures*</w:t>
+        <w:t>*Figure 28 : Les 10 villes les plus touchées par les coupures*</w:t>
       </w:r>
     </w:p>
     <w:p>
@@ -3061,7 +2588,7 @@
         <w:drawing>
           <wp:inline xmlns:a="http://schemas.openxmlformats.org/drawingml/2006/main" xmlns:pic="http://schemas.openxmlformats.org/drawingml/2006/picture">
             <wp:extent cx="5486400" cy="2707055"/>
-            <wp:docPr id="33" name="Picture 33"/>
+            <wp:docPr id="24" name="Picture 24"/>
             <wp:cNvGraphicFramePr>
               <a:graphicFrameLocks noChangeAspect="1"/>
             </wp:cNvGraphicFramePr>
@@ -3073,7 +2600,7 @@
                     <pic:cNvPicPr/>
                   </pic:nvPicPr>
                   <pic:blipFill>
-                    <a:blip r:embed="rId34"/>
+                    <a:blip r:embed="rId32"/>
                     <a:stretch>
                       <a:fillRect/>
                     </a:stretch>
@@ -3097,7 +2624,7 @@
         <w:jc w:val="both"/>
       </w:pPr>
       <w:r>
-        <w:t>*Figure 8 : Distribution des durées selon le type de coupure*</w:t>
+        <w:t>*Figure 29 : Distribution des durées selon le type de coupure*</w:t>
       </w:r>
     </w:p>
     <w:p>
@@ -3108,7 +2635,7 @@
         <w:drawing>
           <wp:inline xmlns:a="http://schemas.openxmlformats.org/drawingml/2006/main" xmlns:pic="http://schemas.openxmlformats.org/drawingml/2006/picture">
             <wp:extent cx="5486400" cy="3427371"/>
-            <wp:docPr id="34" name="Picture 34"/>
+            <wp:docPr id="25" name="Picture 25"/>
             <wp:cNvGraphicFramePr>
               <a:graphicFrameLocks noChangeAspect="1"/>
             </wp:cNvGraphicFramePr>
@@ -3120,7 +2647,7 @@
                     <pic:cNvPicPr/>
                   </pic:nvPicPr>
                   <pic:blipFill>
-                    <a:blip r:embed="rId35"/>
+                    <a:blip r:embed="rId33"/>
                     <a:stretch>
                       <a:fillRect/>
                     </a:stretch>
@@ -3144,7 +2671,7 @@
         <w:jc w:val="both"/>
       </w:pPr>
       <w:r>
-        <w:t>*Figure 9 : Matrice chaleur des coupures par région et mois*</w:t>
+        <w:t>*Figure 30 : Matrice chaleur des coupures par région et mois*</w:t>
       </w:r>
     </w:p>
     <w:p>
@@ -3155,7 +2682,7 @@
         <w:drawing>
           <wp:inline xmlns:a="http://schemas.openxmlformats.org/drawingml/2006/main" xmlns:pic="http://schemas.openxmlformats.org/drawingml/2006/picture">
             <wp:extent cx="5486400" cy="2718584"/>
-            <wp:docPr id="35" name="Picture 35"/>
+            <wp:docPr id="26" name="Picture 26"/>
             <wp:cNvGraphicFramePr>
               <a:graphicFrameLocks noChangeAspect="1"/>
             </wp:cNvGraphicFramePr>
@@ -3167,7 +2694,7 @@
                     <pic:cNvPicPr/>
                   </pic:nvPicPr>
                   <pic:blipFill>
-                    <a:blip r:embed="rId36"/>
+                    <a:blip r:embed="rId34"/>
                     <a:stretch>
                       <a:fillRect/>
                     </a:stretch>
@@ -3191,7 +2718,7 @@
         <w:jc w:val="both"/>
       </w:pPr>
       <w:r>
-        <w:t>*Figure 10 : Top 15 des provinces les plus touchées*</w:t>
+        <w:t>*Figure 31 : Top 15 des provinces les plus touchées*</w:t>
       </w:r>
     </w:p>
     <w:p>
